--- a/docs/docx/Приложение_З_Диаграмма_последовательностей.docx
+++ b/docs/docx/Приложение_З_Диаграмма_последовательностей.docx
@@ -2,13 +2,13 @@
 <file path=word/document.xml><?xml version="1.0" encoding="utf-8"?>
 <w:document xmlns:w="http://schemas.openxmlformats.org/wordprocessingml/2006/main" xmlns:m="http://schemas.openxmlformats.org/officeDocument/2006/math" xmlns:r="http://schemas.openxmlformats.org/officeDocument/2006/relationships" xmlns:o="urn:schemas-microsoft-com:office:office" xmlns:v="urn:schemas-microsoft-com:vml" xmlns:w10="urn:schemas-microsoft-com:office:word" xmlns:a="http://schemas.openxmlformats.org/drawingml/2006/main" xmlns:pic="http://schemas.openxmlformats.org/drawingml/2006/picture" xmlns:wp="http://schemas.openxmlformats.org/drawingml/2006/wordprocessingDrawing">
   <w:body>
-    <w:bookmarkStart w:id="14" w:name="X0e61ad3f43b9bddb7c77563dd8acbcbcd3338bf"/>
+    <w:bookmarkStart w:id="19" w:name="Xaaac83ff05a7d73f37aa01d3db94814684eca28"/>
     <w:p>
       <w:pPr>
         <w:pStyle w:val="Heading1"/>
       </w:pPr>
       <w:r>
-        <w:t xml:space="preserve">Приложение З. Диаграмма последовательностей</w:t>
+        <w:t xml:space="preserve">Приложение З. Диаграммы последовательностей (UML)</w:t>
       </w:r>
     </w:p>
     <w:p>
@@ -36,13 +36,13 @@
           <w:b/>
           <w:bCs/>
         </w:rPr>
-        <w:t xml:space="preserve">Версия:</w:t>
+        <w:t xml:space="preserve">Нотация:</w:t>
       </w:r>
       <w:r>
         <w:t xml:space="preserve"> </w:t>
       </w:r>
       <w:r>
-        <w:t xml:space="preserve">1.0</w:t>
+        <w:t xml:space="preserve">UML 2.x Sequence Diagram</w:t>
       </w:r>
       <w:r>
         <w:br/>
@@ -52,6 +52,22 @@
           <w:b/>
           <w:bCs/>
         </w:rPr>
+        <w:t xml:space="preserve">Версия:</w:t>
+      </w:r>
+      <w:r>
+        <w:t xml:space="preserve"> </w:t>
+      </w:r>
+      <w:r>
+        <w:t xml:space="preserve">1.1</w:t>
+      </w:r>
+      <w:r>
+        <w:br/>
+      </w:r>
+      <w:r>
+        <w:rPr>
+          <w:b/>
+          <w:bCs/>
+        </w:rPr>
         <w:t xml:space="preserve">Дата:</w:t>
       </w:r>
       <w:r>
@@ -59,6 +75,104 @@
       </w:r>
       <w:r>
         <w:t xml:space="preserve">июнь 2026</w:t>
+      </w:r>
+    </w:p>
+    <w:p>
+      <w:pPr>
+        <w:pStyle w:val="BodyText"/>
+      </w:pPr>
+      <w:r>
+        <w:t xml:space="preserve">Диаграммы содержат</w:t>
+      </w:r>
+      <w:r>
+        <w:t xml:space="preserve"> </w:t>
+      </w:r>
+      <w:r>
+        <w:rPr>
+          <w:b/>
+          <w:bCs/>
+        </w:rPr>
+        <w:t xml:space="preserve">активации</w:t>
+      </w:r>
+      <w:r>
+        <w:t xml:space="preserve"> </w:t>
+      </w:r>
+      <w:r>
+        <w:t xml:space="preserve">(прямоугольники жизненного цикла),</w:t>
+      </w:r>
+      <w:r>
+        <w:t xml:space="preserve"> </w:t>
+      </w:r>
+      <w:r>
+        <w:rPr>
+          <w:b/>
+          <w:bCs/>
+        </w:rPr>
+        <w:t xml:space="preserve">основные</w:t>
+      </w:r>
+      <w:r>
+        <w:t xml:space="preserve"> </w:t>
+      </w:r>
+      <w:r>
+        <w:t xml:space="preserve">и</w:t>
+      </w:r>
+      <w:r>
+        <w:t xml:space="preserve"> </w:t>
+      </w:r>
+      <w:r>
+        <w:rPr>
+          <w:b/>
+          <w:bCs/>
+        </w:rPr>
+        <w:t xml:space="preserve">альтернативные</w:t>
+      </w:r>
+      <w:r>
+        <w:t xml:space="preserve"> </w:t>
+      </w:r>
+      <w:r>
+        <w:t xml:space="preserve">сценарии, фрагменты</w:t>
+      </w:r>
+      <w:r>
+        <w:t xml:space="preserve"> </w:t>
+      </w:r>
+      <w:r>
+        <w:rPr>
+          <w:rStyle w:val="VerbatimChar"/>
+        </w:rPr>
+        <w:t xml:space="preserve">alt</w:t>
+      </w:r>
+      <w:r>
+        <w:t xml:space="preserve"> </w:t>
+      </w:r>
+      <w:r>
+        <w:t xml:space="preserve">/</w:t>
+      </w:r>
+      <w:r>
+        <w:t xml:space="preserve"> </w:t>
+      </w:r>
+      <w:r>
+        <w:rPr>
+          <w:rStyle w:val="VerbatimChar"/>
+        </w:rPr>
+        <w:t xml:space="preserve">opt</w:t>
+      </w:r>
+      <w:r>
+        <w:t xml:space="preserve"> </w:t>
+      </w:r>
+      <w:r>
+        <w:t xml:space="preserve">/</w:t>
+      </w:r>
+      <w:r>
+        <w:t xml:space="preserve"> </w:t>
+      </w:r>
+      <w:r>
+        <w:rPr>
+          <w:rStyle w:val="VerbatimChar"/>
+        </w:rPr>
+        <w:t xml:space="preserve">loop</w:t>
+      </w:r>
+      <w:r>
+        <w:t xml:space="preserve">.</w:t>
       </w:r>
     </w:p>
     <w:p>
@@ -68,31 +182,13 @@
         </w:pict>
       </w:r>
     </w:p>
-    <w:bookmarkStart w:id="9" w:name="X1274e8b5935fb2d8cf7b1b08e13ce9dfba0c360"/>
+    <w:bookmarkStart w:id="9" w:name="рисунок-5.-авторизация-пользователя"/>
     <w:p>
       <w:pPr>
         <w:pStyle w:val="Heading2"/>
       </w:pPr>
       <w:r>
-        <w:t xml:space="preserve">Рисунок 5. Диаграмма последовательностей — прохождение курса</w:t>
-      </w:r>
-    </w:p>
-    <w:p>
-      <w:pPr>
-        <w:pStyle w:val="FirstParagraph"/>
-      </w:pPr>
-      <w:r>
-        <w:rPr>
-          <w:b/>
-          <w:bCs/>
-        </w:rPr>
-        <w:t xml:space="preserve">Сценарий:</w:t>
-      </w:r>
-      <w:r>
-        <w:t xml:space="preserve"> </w:t>
-      </w:r>
-      <w:r>
-        <w:t xml:space="preserve">обучающийся запускает нативный курс, проходит раздел и возвращается в LMS.</w:t>
+        <w:t xml:space="preserve">Рисунок 5. Авторизация пользователя</w:t>
       </w:r>
     </w:p>
     <w:p>
@@ -112,34 +208,16 @@
         <w:rPr>
           <w:rStyle w:val="VerbatimChar"/>
         </w:rPr>
-        <w:t xml:space="preserve">    actor Student as Обучающийся</w:t>
-      </w:r>
-      <w:r>
-        <w:br/>
-      </w:r>
-      <w:r>
-        <w:rPr>
-          <w:rStyle w:val="VerbatimChar"/>
-        </w:rPr>
-        <w:t xml:space="preserve">    participant Browser as Браузер (frontend)</w:t>
-      </w:r>
-      <w:r>
-        <w:br/>
-      </w:r>
-      <w:r>
-        <w:rPr>
-          <w:rStyle w:val="VerbatimChar"/>
-        </w:rPr>
-        <w:t xml:space="preserve">    participant Player as Курс-плеер (course-app.js)</w:t>
-      </w:r>
-      <w:r>
-        <w:br/>
-      </w:r>
-      <w:r>
-        <w:rPr>
-          <w:rStyle w:val="VerbatimChar"/>
-        </w:rPr>
-        <w:t xml:space="preserve">    participant Bridge as LMSBridge</w:t>
+        <w:t xml:space="preserve">    actor User as Пользователь</w:t>
+      </w:r>
+      <w:r>
+        <w:br/>
+      </w:r>
+      <w:r>
+        <w:rPr>
+          <w:rStyle w:val="VerbatimChar"/>
+        </w:rPr>
+        <w:t xml:space="preserve">    participant Login as login.html / auth.js</w:t>
       </w:r>
       <w:r>
         <w:br/>
@@ -169,307 +247,160 @@
         <w:rPr>
           <w:rStyle w:val="VerbatimChar"/>
         </w:rPr>
-        <w:t xml:space="preserve">    Student-&gt;&gt;Browser: Открыть instruction.html</w:t>
-      </w:r>
-      <w:r>
-        <w:br/>
-      </w:r>
-      <w:r>
-        <w:rPr>
-          <w:rStyle w:val="VerbatimChar"/>
-        </w:rPr>
-        <w:t xml:space="preserve">    Browser-&gt;&gt;API: GET /api/my-courses (JWT)</w:t>
-      </w:r>
-      <w:r>
-        <w:br/>
-      </w:r>
-      <w:r>
-        <w:rPr>
-          <w:rStyle w:val="VerbatimChar"/>
-        </w:rPr>
-        <w:t xml:space="preserve">    API-&gt;&gt;DB: SELECT Assignments, Courses</w:t>
-      </w:r>
-      <w:r>
-        <w:br/>
-      </w:r>
-      <w:r>
-        <w:rPr>
-          <w:rStyle w:val="VerbatimChar"/>
-        </w:rPr>
-        <w:t xml:space="preserve">    DB--&gt;&gt;API: Список курсов</w:t>
-      </w:r>
-      <w:r>
-        <w:br/>
-      </w:r>
-      <w:r>
-        <w:rPr>
-          <w:rStyle w:val="VerbatimChar"/>
-        </w:rPr>
-        <w:t xml:space="preserve">    API--&gt;&gt;Browser: JSON с assignment_id</w:t>
-      </w:r>
-      <w:r>
-        <w:br/>
-      </w:r>
-      <w:r>
-        <w:br/>
-      </w:r>
-      <w:r>
-        <w:rPr>
-          <w:rStyle w:val="VerbatimChar"/>
-        </w:rPr>
-        <w:t xml:space="preserve">    Student-&gt;&gt;Browser: Нажать «НАЧАТЬ КУРС»</w:t>
-      </w:r>
-      <w:r>
-        <w:br/>
-      </w:r>
-      <w:r>
-        <w:rPr>
-          <w:rStyle w:val="VerbatimChar"/>
-        </w:rPr>
-        <w:t xml:space="preserve">    Browser-&gt;&gt;Player: Переход /course-content/2/index.html?assignment_id&amp;authToken</w:t>
-      </w:r>
-      <w:r>
-        <w:br/>
-      </w:r>
-      <w:r>
-        <w:br/>
-      </w:r>
-      <w:r>
-        <w:rPr>
-          <w:rStyle w:val="VerbatimChar"/>
-        </w:rPr>
-        <w:t xml:space="preserve">    Player-&gt;&gt;Bridge: LMSBridge.init()</w:t>
-      </w:r>
-      <w:r>
-        <w:br/>
-      </w:r>
-      <w:r>
-        <w:rPr>
-          <w:rStyle w:val="VerbatimChar"/>
-        </w:rPr>
-        <w:t xml:space="preserve">    Bridge-&gt;&gt;API: GET /api/courses/2?assignment_id=</w:t>
-      </w:r>
-      <w:r>
-        <w:br/>
-      </w:r>
-      <w:r>
-        <w:rPr>
-          <w:rStyle w:val="VerbatimChar"/>
-        </w:rPr>
-        <w:t xml:space="preserve">    API-&gt;&gt;DB: manifest + Section_progress</w:t>
-      </w:r>
-      <w:r>
-        <w:br/>
-      </w:r>
-      <w:r>
-        <w:rPr>
-          <w:rStyle w:val="VerbatimChar"/>
-        </w:rPr>
-        <w:t xml:space="preserve">    DB--&gt;&gt;API: completedSections, scores</w:t>
-      </w:r>
-      <w:r>
-        <w:br/>
-      </w:r>
-      <w:r>
-        <w:rPr>
-          <w:rStyle w:val="VerbatimChar"/>
-        </w:rPr>
-        <w:t xml:space="preserve">    API--&gt;&gt;Bridge: JSON manifest + progress</w:t>
-      </w:r>
-      <w:r>
-        <w:br/>
-      </w:r>
-      <w:r>
-        <w:rPr>
-          <w:rStyle w:val="VerbatimChar"/>
-        </w:rPr>
-        <w:t xml:space="preserve">    Bridge--&gt;&gt;Player: Данные для resume</w:t>
-      </w:r>
-      <w:r>
-        <w:br/>
-      </w:r>
-      <w:r>
-        <w:br/>
-      </w:r>
-      <w:r>
-        <w:rPr>
-          <w:rStyle w:val="VerbatimChar"/>
-        </w:rPr>
-        <w:t xml:space="preserve">    Student-&gt;&gt;Player: Пройти интерактивы раздела</w:t>
-      </w:r>
-      <w:r>
-        <w:br/>
-      </w:r>
-      <w:r>
-        <w:rPr>
-          <w:rStyle w:val="VerbatimChar"/>
-        </w:rPr>
-        <w:t xml:space="preserve">    Student-&gt;&gt;Player: Нажать «Далее»</w:t>
-      </w:r>
-      <w:r>
-        <w:br/>
-      </w:r>
-      <w:r>
-        <w:rPr>
-          <w:rStyle w:val="VerbatimChar"/>
-        </w:rPr>
-        <w:t xml:space="preserve">    Player-&gt;&gt;Bridge: completeSection(section_id, payload)</w:t>
-      </w:r>
-      <w:r>
-        <w:br/>
-      </w:r>
-      <w:r>
-        <w:rPr>
-          <w:rStyle w:val="VerbatimChar"/>
-        </w:rPr>
-        <w:t xml:space="preserve">    Bridge-&gt;&gt;API: POST /api/courses/2/sections/section-1/complete</w:t>
-      </w:r>
-      <w:r>
-        <w:br/>
-      </w:r>
-      <w:r>
-        <w:rPr>
-          <w:rStyle w:val="VerbatimChar"/>
-        </w:rPr>
-        <w:t xml:space="preserve">    API-&gt;&gt;DB: INSERT/UPDATE Section_progress</w:t>
-      </w:r>
-      <w:r>
-        <w:br/>
-      </w:r>
-      <w:r>
-        <w:rPr>
-          <w:rStyle w:val="VerbatimChar"/>
-        </w:rPr>
-        <w:t xml:space="preserve">    DB--&gt;&gt;API: OK</w:t>
-      </w:r>
-      <w:r>
-        <w:br/>
-      </w:r>
-      <w:r>
-        <w:rPr>
-          <w:rStyle w:val="VerbatimChar"/>
-        </w:rPr>
-        <w:t xml:space="preserve">    API--&gt;&gt;Bridge: updated progress</w:t>
-      </w:r>
-      <w:r>
-        <w:br/>
-      </w:r>
-      <w:r>
-        <w:rPr>
-          <w:rStyle w:val="VerbatimChar"/>
-        </w:rPr>
-        <w:t xml:space="preserve">    Bridge--&gt;&gt;Player: Обновить UI</w:t>
-      </w:r>
-      <w:r>
-        <w:br/>
-      </w:r>
-      <w:r>
-        <w:br/>
-      </w:r>
-      <w:r>
-        <w:rPr>
-          <w:rStyle w:val="VerbatimChar"/>
-        </w:rPr>
-        <w:t xml:space="preserve">    alt Завершение всего курса</w:t>
-      </w:r>
-      <w:r>
-        <w:br/>
-      </w:r>
-      <w:r>
-        <w:rPr>
-          <w:rStyle w:val="VerbatimChar"/>
-        </w:rPr>
-        <w:t xml:space="preserve">        Student-&gt;&gt;Player: Экран «Заключение» → Завершить</w:t>
-      </w:r>
-      <w:r>
-        <w:br/>
-      </w:r>
-      <w:r>
-        <w:rPr>
-          <w:rStyle w:val="VerbatimChar"/>
-        </w:rPr>
-        <w:t xml:space="preserve">        Player-&gt;&gt;Bridge: finishCourse()</w:t>
-      </w:r>
-      <w:r>
-        <w:br/>
-      </w:r>
-      <w:r>
-        <w:rPr>
-          <w:rStyle w:val="VerbatimChar"/>
-        </w:rPr>
-        <w:t xml:space="preserve">        Bridge-&gt;&gt;API: POST /api/courses/2/finish</w:t>
-      </w:r>
-      <w:r>
-        <w:br/>
-      </w:r>
-      <w:r>
-        <w:rPr>
-          <w:rStyle w:val="VerbatimChar"/>
-        </w:rPr>
-        <w:t xml:space="preserve">        API-&gt;&gt;DB: UPDATE Assignments, User_result</w:t>
-      </w:r>
-      <w:r>
-        <w:br/>
-      </w:r>
-      <w:r>
-        <w:rPr>
-          <w:rStyle w:val="VerbatimChar"/>
-        </w:rPr>
-        <w:t xml:space="preserve">        DB--&gt;&gt;API: status passed/failed</w:t>
-      </w:r>
-      <w:r>
-        <w:br/>
-      </w:r>
-      <w:r>
-        <w:rPr>
-          <w:rStyle w:val="VerbatimChar"/>
-        </w:rPr>
-        <w:t xml:space="preserve">        API--&gt;&gt;Bridge: result</w:t>
-      </w:r>
-      <w:r>
-        <w:br/>
-      </w:r>
-      <w:r>
-        <w:rPr>
-          <w:rStyle w:val="VerbatimChar"/>
-        </w:rPr>
-        <w:t xml:space="preserve">        Bridge--&gt;&gt;Browser: redirect returnUrl</w:t>
-      </w:r>
-      <w:r>
-        <w:br/>
-      </w:r>
-      <w:r>
-        <w:rPr>
-          <w:rStyle w:val="VerbatimChar"/>
-        </w:rPr>
-        <w:t xml:space="preserve">    else Выход без завершения</w:t>
-      </w:r>
-      <w:r>
-        <w:br/>
-      </w:r>
-      <w:r>
-        <w:rPr>
-          <w:rStyle w:val="VerbatimChar"/>
-        </w:rPr>
-        <w:t xml:space="preserve">        Student-&gt;&gt;Player: «Закрыть курс» → Подтвердить</w:t>
-      </w:r>
-      <w:r>
-        <w:br/>
-      </w:r>
-      <w:r>
-        <w:rPr>
-          <w:rStyle w:val="VerbatimChar"/>
-        </w:rPr>
-        <w:t xml:space="preserve">        Player-&gt;&gt;Bridge: exitCourse()</w:t>
-      </w:r>
-      <w:r>
-        <w:br/>
-      </w:r>
-      <w:r>
-        <w:rPr>
-          <w:rStyle w:val="VerbatimChar"/>
-        </w:rPr>
-        <w:t xml:space="preserve">        Bridge--&gt;&gt;Browser: redirect returnUrl</w:t>
+        <w:t xml:space="preserve">    User-&gt;&gt;+Login: Ввести email и пароль</w:t>
+      </w:r>
+      <w:r>
+        <w:br/>
+      </w:r>
+      <w:r>
+        <w:rPr>
+          <w:rStyle w:val="VerbatimChar"/>
+        </w:rPr>
+        <w:t xml:space="preserve">    Login-&gt;&gt;Login: Проверка заполнения полей</w:t>
+      </w:r>
+      <w:r>
+        <w:br/>
+      </w:r>
+      <w:r>
+        <w:rPr>
+          <w:rStyle w:val="VerbatimChar"/>
+        </w:rPr>
+        <w:t xml:space="preserve">    alt Поля пустые</w:t>
+      </w:r>
+      <w:r>
+        <w:br/>
+      </w:r>
+      <w:r>
+        <w:rPr>
+          <w:rStyle w:val="VerbatimChar"/>
+        </w:rPr>
+        <w:t xml:space="preserve">        Login--&gt;&gt;User: Сообщение «Заполните поля»</w:t>
+      </w:r>
+      <w:r>
+        <w:br/>
+      </w:r>
+      <w:r>
+        <w:rPr>
+          <w:rStyle w:val="VerbatimChar"/>
+        </w:rPr>
+        <w:t xml:space="preserve">        deactivate Login</w:t>
+      </w:r>
+      <w:r>
+        <w:br/>
+      </w:r>
+      <w:r>
+        <w:rPr>
+          <w:rStyle w:val="VerbatimChar"/>
+        </w:rPr>
+        <w:t xml:space="preserve">    else Поля заполнены</w:t>
+      </w:r>
+      <w:r>
+        <w:br/>
+      </w:r>
+      <w:r>
+        <w:rPr>
+          <w:rStyle w:val="VerbatimChar"/>
+        </w:rPr>
+        <w:t xml:space="preserve">        Login-&gt;&gt;+API: POST /api/login {login, password}</w:t>
+      </w:r>
+      <w:r>
+        <w:br/>
+      </w:r>
+      <w:r>
+        <w:rPr>
+          <w:rStyle w:val="VerbatimChar"/>
+        </w:rPr>
+        <w:t xml:space="preserve">        API-&gt;&gt;+DB: SELECT Users, UserRoles, Roles</w:t>
+      </w:r>
+      <w:r>
+        <w:br/>
+      </w:r>
+      <w:r>
+        <w:rPr>
+          <w:rStyle w:val="VerbatimChar"/>
+        </w:rPr>
+        <w:t xml:space="preserve">        DB--&gt;&gt;-API: user_id, role</w:t>
+      </w:r>
+      <w:r>
+        <w:br/>
+      </w:r>
+      <w:r>
+        <w:rPr>
+          <w:rStyle w:val="VerbatimChar"/>
+        </w:rPr>
+        <w:t xml:space="preserve">        alt Неверные учётные данные</w:t>
+      </w:r>
+      <w:r>
+        <w:br/>
+      </w:r>
+      <w:r>
+        <w:rPr>
+          <w:rStyle w:val="VerbatimChar"/>
+        </w:rPr>
+        <w:t xml:space="preserve">            API--&gt;&gt;Login: 401 Unauthorized</w:t>
+      </w:r>
+      <w:r>
+        <w:br/>
+      </w:r>
+      <w:r>
+        <w:rPr>
+          <w:rStyle w:val="VerbatimChar"/>
+        </w:rPr>
+        <w:t xml:space="preserve">            Login--&gt;&gt;User: «Неверный логин или пароль»</w:t>
+      </w:r>
+      <w:r>
+        <w:br/>
+      </w:r>
+      <w:r>
+        <w:rPr>
+          <w:rStyle w:val="VerbatimChar"/>
+        </w:rPr>
+        <w:t xml:space="preserve">        else Успешный вход</w:t>
+      </w:r>
+      <w:r>
+        <w:br/>
+      </w:r>
+      <w:r>
+        <w:rPr>
+          <w:rStyle w:val="VerbatimChar"/>
+        </w:rPr>
+        <w:t xml:space="preserve">            API-&gt;&gt;API: create_access_token(JWT)</w:t>
+      </w:r>
+      <w:r>
+        <w:br/>
+      </w:r>
+      <w:r>
+        <w:rPr>
+          <w:rStyle w:val="VerbatimChar"/>
+        </w:rPr>
+        <w:t xml:space="preserve">            API--&gt;&gt;-Login: 200 {token, role, home_page}</w:t>
+      </w:r>
+      <w:r>
+        <w:br/>
+      </w:r>
+      <w:r>
+        <w:rPr>
+          <w:rStyle w:val="VerbatimChar"/>
+        </w:rPr>
+        <w:t xml:space="preserve">            Login-&gt;&gt;Login: sessionStorage ← token, role</w:t>
+      </w:r>
+      <w:r>
+        <w:br/>
+      </w:r>
+      <w:r>
+        <w:rPr>
+          <w:rStyle w:val="VerbatimChar"/>
+        </w:rPr>
+        <w:t xml:space="preserve">            Login--&gt;&gt;-User: redirect home_page</w:t>
+      </w:r>
+      <w:r>
+        <w:br/>
+      </w:r>
+      <w:r>
+        <w:rPr>
+          <w:rStyle w:val="VerbatimChar"/>
+        </w:rPr>
+        <w:t xml:space="preserve">        end</w:t>
       </w:r>
       <w:r>
         <w:br/>
@@ -489,31 +420,13 @@
       </w:r>
     </w:p>
     <w:bookmarkEnd w:id="9"/>
-    <w:bookmarkStart w:id="10" w:name="X8946579660abd542d592b6c44f598df7dd343c7"/>
+    <w:bookmarkStart w:id="10" w:name="X1ff502a839099bb5fb4951b15be96609420c04c"/>
     <w:p>
       <w:pPr>
         <w:pStyle w:val="Heading2"/>
       </w:pPr>
       <w:r>
-        <w:t xml:space="preserve">Рисунок 6. Диаграмма последовательностей — назначение курса</w:t>
-      </w:r>
-    </w:p>
-    <w:p>
-      <w:pPr>
-        <w:pStyle w:val="FirstParagraph"/>
-      </w:pPr>
-      <w:r>
-        <w:rPr>
-          <w:b/>
-          <w:bCs/>
-        </w:rPr>
-        <w:t xml:space="preserve">Сценарий:</w:t>
-      </w:r>
-      <w:r>
-        <w:t xml:space="preserve"> </w:t>
-      </w:r>
-      <w:r>
-        <w:t xml:space="preserve">эксперт назначает курс сотруднику.</w:t>
+        <w:t xml:space="preserve">Рисунок 6. Прохождение нативного курса (полный сценарий)</w:t>
       </w:r>
     </w:p>
     <w:p>
@@ -533,16 +446,16 @@
         <w:rPr>
           <w:rStyle w:val="VerbatimChar"/>
         </w:rPr>
-        <w:t xml:space="preserve">    actor Expert as Эксперт</w:t>
-      </w:r>
-      <w:r>
-        <w:br/>
-      </w:r>
-      <w:r>
-        <w:rPr>
-          <w:rStyle w:val="VerbatimChar"/>
-        </w:rPr>
-        <w:t xml:space="preserve">    participant UI as assignments.html</w:t>
+        <w:t xml:space="preserve">    actor Student as Обучающийся</w:t>
+      </w:r>
+      <w:r>
+        <w:br/>
+      </w:r>
+      <w:r>
+        <w:rPr>
+          <w:rStyle w:val="VerbatimChar"/>
+        </w:rPr>
+        <w:t xml:space="preserve">    participant Inst as instruction.js</w:t>
       </w:r>
       <w:r>
         <w:br/>
@@ -569,154 +482,544 @@
         <w:rPr>
           <w:rStyle w:val="VerbatimChar"/>
         </w:rPr>
-        <w:t xml:space="preserve">    actor Student as Обучающийся</w:t>
-      </w:r>
-      <w:r>
-        <w:br/>
-      </w:r>
-      <w:r>
-        <w:br/>
-      </w:r>
-      <w:r>
-        <w:rPr>
-          <w:rStyle w:val="VerbatimChar"/>
-        </w:rPr>
-        <w:t xml:space="preserve">    Expert-&gt;&gt;UI: «Назначить курс»</w:t>
-      </w:r>
-      <w:r>
-        <w:br/>
-      </w:r>
-      <w:r>
-        <w:rPr>
-          <w:rStyle w:val="VerbatimChar"/>
-        </w:rPr>
-        <w:t xml:space="preserve">    Expert-&gt;&gt;UI: Заполнить форму (сотрудник, даты)</w:t>
-      </w:r>
-      <w:r>
-        <w:br/>
-      </w:r>
-      <w:r>
-        <w:rPr>
-          <w:rStyle w:val="VerbatimChar"/>
-        </w:rPr>
-        <w:t xml:space="preserve">    UI-&gt;&gt;API: POST /api/assignments</w:t>
-      </w:r>
-      <w:r>
-        <w:br/>
-      </w:r>
-      <w:r>
-        <w:rPr>
-          <w:rStyle w:val="VerbatimChar"/>
-        </w:rPr>
-        <w:t xml:space="preserve">    API-&gt;&gt;DB: Проверка дубликата active</w:t>
-      </w:r>
-      <w:r>
-        <w:br/>
-      </w:r>
-      <w:r>
-        <w:rPr>
-          <w:rStyle w:val="VerbatimChar"/>
-        </w:rPr>
-        <w:t xml:space="preserve">    alt Дубликат есть</w:t>
-      </w:r>
-      <w:r>
-        <w:br/>
-      </w:r>
-      <w:r>
-        <w:rPr>
-          <w:rStyle w:val="VerbatimChar"/>
-        </w:rPr>
-        <w:t xml:space="preserve">        DB--&gt;&gt;API: Ошибка</w:t>
-      </w:r>
-      <w:r>
-        <w:br/>
-      </w:r>
-      <w:r>
-        <w:rPr>
-          <w:rStyle w:val="VerbatimChar"/>
-        </w:rPr>
-        <w:t xml:space="preserve">        API--&gt;&gt;UI: 400 + сообщение</w:t>
-      </w:r>
-      <w:r>
-        <w:br/>
-      </w:r>
-      <w:r>
-        <w:rPr>
-          <w:rStyle w:val="VerbatimChar"/>
-        </w:rPr>
-        <w:t xml:space="preserve">    else Успех</w:t>
-      </w:r>
-      <w:r>
-        <w:br/>
-      </w:r>
-      <w:r>
-        <w:rPr>
-          <w:rStyle w:val="VerbatimChar"/>
-        </w:rPr>
-        <w:t xml:space="preserve">        API-&gt;&gt;DB: INSERT Assignments</w:t>
-      </w:r>
-      <w:r>
-        <w:br/>
-      </w:r>
-      <w:r>
-        <w:rPr>
-          <w:rStyle w:val="VerbatimChar"/>
-        </w:rPr>
-        <w:t xml:space="preserve">        DB--&gt;&gt;API: assignment_id</w:t>
-      </w:r>
-      <w:r>
-        <w:br/>
-      </w:r>
-      <w:r>
-        <w:rPr>
-          <w:rStyle w:val="VerbatimChar"/>
-        </w:rPr>
-        <w:t xml:space="preserve">        API--&gt;&gt;UI: 200 OK</w:t>
-      </w:r>
-      <w:r>
-        <w:br/>
-      </w:r>
-      <w:r>
-        <w:rPr>
-          <w:rStyle w:val="VerbatimChar"/>
-        </w:rPr>
-        <w:t xml:space="preserve">        UI--&gt;&gt;Expert: Уведомление об успехе</w:t>
-      </w:r>
-      <w:r>
-        <w:br/>
-      </w:r>
-      <w:r>
-        <w:rPr>
-          <w:rStyle w:val="VerbatimChar"/>
-        </w:rPr>
-        <w:t xml:space="preserve">        Student-&gt;&gt;UI: instruction.html</w:t>
-      </w:r>
-      <w:r>
-        <w:br/>
-      </w:r>
-      <w:r>
-        <w:rPr>
-          <w:rStyle w:val="VerbatimChar"/>
-        </w:rPr>
-        <w:t xml:space="preserve">        UI-&gt;&gt;API: GET /api/my-courses</w:t>
-      </w:r>
-      <w:r>
-        <w:br/>
-      </w:r>
-      <w:r>
-        <w:rPr>
-          <w:rStyle w:val="VerbatimChar"/>
-        </w:rPr>
-        <w:t xml:space="preserve">        API-&gt;&gt;DB: SELECT с новым назначением</w:t>
-      </w:r>
-      <w:r>
-        <w:br/>
-      </w:r>
-      <w:r>
-        <w:rPr>
-          <w:rStyle w:val="VerbatimChar"/>
-        </w:rPr>
-        <w:t xml:space="preserve">        API--&gt;&gt;UI: Курс доступен, «НАЧАТЬ КУРС»</w:t>
+        <w:t xml:space="preserve">    participant Player as course-app.js</w:t>
+      </w:r>
+      <w:r>
+        <w:br/>
+      </w:r>
+      <w:r>
+        <w:rPr>
+          <w:rStyle w:val="VerbatimChar"/>
+        </w:rPr>
+        <w:t xml:space="preserve">    participant Bridge as lms-bridge.js</w:t>
+      </w:r>
+      <w:r>
+        <w:br/>
+      </w:r>
+      <w:r>
+        <w:rPr>
+          <w:rStyle w:val="VerbatimChar"/>
+        </w:rPr>
+        <w:t xml:space="preserve">    participant Inter as course-interactions.js</w:t>
+      </w:r>
+      <w:r>
+        <w:br/>
+      </w:r>
+      <w:r>
+        <w:br/>
+      </w:r>
+      <w:r>
+        <w:rPr>
+          <w:rStyle w:val="VerbatimChar"/>
+        </w:rPr>
+        <w:t xml:space="preserve">    Student-&gt;&gt;+Inst: Открыть instruction.html</w:t>
+      </w:r>
+      <w:r>
+        <w:br/>
+      </w:r>
+      <w:r>
+        <w:rPr>
+          <w:rStyle w:val="VerbatimChar"/>
+        </w:rPr>
+        <w:t xml:space="preserve">    Inst-&gt;&gt;+API: GET /api/my-courses (JWT)</w:t>
+      </w:r>
+      <w:r>
+        <w:br/>
+      </w:r>
+      <w:r>
+        <w:rPr>
+          <w:rStyle w:val="VerbatimChar"/>
+        </w:rPr>
+        <w:t xml:space="preserve">    API-&gt;&gt;+DB: SELECT Assignments, Courses, User_result</w:t>
+      </w:r>
+      <w:r>
+        <w:br/>
+      </w:r>
+      <w:r>
+        <w:rPr>
+          <w:rStyle w:val="VerbatimChar"/>
+        </w:rPr>
+        <w:t xml:space="preserve">    DB--&gt;&gt;-API: список назначений</w:t>
+      </w:r>
+      <w:r>
+        <w:br/>
+      </w:r>
+      <w:r>
+        <w:rPr>
+          <w:rStyle w:val="VerbatimChar"/>
+        </w:rPr>
+        <w:t xml:space="preserve">    API--&gt;&gt;-Inst: JSON курсов</w:t>
+      </w:r>
+      <w:r>
+        <w:br/>
+      </w:r>
+      <w:r>
+        <w:rPr>
+          <w:rStyle w:val="VerbatimChar"/>
+        </w:rPr>
+        <w:t xml:space="preserve">    Inst--&gt;&gt;Student: Карточка курса, прогресс %</w:t>
+      </w:r>
+      <w:r>
+        <w:br/>
+      </w:r>
+      <w:r>
+        <w:br/>
+      </w:r>
+      <w:r>
+        <w:rPr>
+          <w:rStyle w:val="VerbatimChar"/>
+        </w:rPr>
+        <w:t xml:space="preserve">    Student-&gt;&gt;Inst: НАЧАТЬ КУРС</w:t>
+      </w:r>
+      <w:r>
+        <w:br/>
+      </w:r>
+      <w:r>
+        <w:rPr>
+          <w:rStyle w:val="VerbatimChar"/>
+        </w:rPr>
+        <w:t xml:space="preserve">    Inst-&gt;&gt;+API: GET /api/courses/{id}?assignment_id=</w:t>
+      </w:r>
+      <w:r>
+        <w:br/>
+      </w:r>
+      <w:r>
+        <w:rPr>
+          <w:rStyle w:val="VerbatimChar"/>
+        </w:rPr>
+        <w:t xml:space="preserve">    API-&gt;&gt;DB: Проверка assignment, manifest, Section_progress</w:t>
+      </w:r>
+      <w:r>
+        <w:br/>
+      </w:r>
+      <w:r>
+        <w:rPr>
+          <w:rStyle w:val="VerbatimChar"/>
+        </w:rPr>
+        <w:t xml:space="preserve">    alt Нет активного назначения</w:t>
+      </w:r>
+      <w:r>
+        <w:br/>
+      </w:r>
+      <w:r>
+        <w:rPr>
+          <w:rStyle w:val="VerbatimChar"/>
+        </w:rPr>
+        <w:t xml:space="preserve">        API--&gt;&gt;Inst: 403</w:t>
+      </w:r>
+      <w:r>
+        <w:br/>
+      </w:r>
+      <w:r>
+        <w:rPr>
+          <w:rStyle w:val="VerbatimChar"/>
+        </w:rPr>
+        <w:t xml:space="preserve">        Inst--&gt;&gt;Student: Ошибка доступа</w:t>
+      </w:r>
+      <w:r>
+        <w:br/>
+      </w:r>
+      <w:r>
+        <w:rPr>
+          <w:rStyle w:val="VerbatimChar"/>
+        </w:rPr>
+        <w:t xml:space="preserve">    else Доступ разрешён</w:t>
+      </w:r>
+      <w:r>
+        <w:br/>
+      </w:r>
+      <w:r>
+        <w:rPr>
+          <w:rStyle w:val="VerbatimChar"/>
+        </w:rPr>
+        <w:t xml:space="preserve">        API--&gt;&gt;-Inst: launch_url, manifest, progress</w:t>
+      </w:r>
+      <w:r>
+        <w:br/>
+      </w:r>
+      <w:r>
+        <w:rPr>
+          <w:rStyle w:val="VerbatimChar"/>
+        </w:rPr>
+        <w:t xml:space="preserve">        Inst-&gt;&gt;Player: Переход launch_url + authToken</w:t>
+      </w:r>
+      <w:r>
+        <w:br/>
+      </w:r>
+      <w:r>
+        <w:br/>
+      </w:r>
+      <w:r>
+        <w:rPr>
+          <w:rStyle w:val="VerbatimChar"/>
+        </w:rPr>
+        <w:t xml:space="preserve">        Player-&gt;&gt;+Bridge: LMSBridge.init()</w:t>
+      </w:r>
+      <w:r>
+        <w:br/>
+      </w:r>
+      <w:r>
+        <w:rPr>
+          <w:rStyle w:val="VerbatimChar"/>
+        </w:rPr>
+        <w:t xml:space="preserve">        Bridge-&gt;&gt;+API: GET /api/courses/{id}?assignment_id=</w:t>
+      </w:r>
+      <w:r>
+        <w:br/>
+      </w:r>
+      <w:r>
+        <w:rPr>
+          <w:rStyle w:val="VerbatimChar"/>
+        </w:rPr>
+        <w:t xml:space="preserve">        API-&gt;&gt;DB: SELECT Section_progress</w:t>
+      </w:r>
+      <w:r>
+        <w:br/>
+      </w:r>
+      <w:r>
+        <w:rPr>
+          <w:rStyle w:val="VerbatimChar"/>
+        </w:rPr>
+        <w:t xml:space="preserve">        DB--&gt;&gt;API: completedSections</w:t>
+      </w:r>
+      <w:r>
+        <w:br/>
+      </w:r>
+      <w:r>
+        <w:rPr>
+          <w:rStyle w:val="VerbatimChar"/>
+        </w:rPr>
+        <w:t xml:space="preserve">        API--&gt;&gt;-Bridge: manifest + progress</w:t>
+      </w:r>
+      <w:r>
+        <w:br/>
+      </w:r>
+      <w:r>
+        <w:rPr>
+          <w:rStyle w:val="VerbatimChar"/>
+        </w:rPr>
+        <w:t xml:space="preserve">        Bridge--&gt;&gt;-Player: resume на последний экран</w:t>
+      </w:r>
+      <w:r>
+        <w:br/>
+      </w:r>
+      <w:r>
+        <w:br/>
+      </w:r>
+      <w:r>
+        <w:rPr>
+          <w:rStyle w:val="VerbatimChar"/>
+        </w:rPr>
+        <w:t xml:space="preserve">        loop Каждый экран курса</w:t>
+      </w:r>
+      <w:r>
+        <w:br/>
+      </w:r>
+      <w:r>
+        <w:rPr>
+          <w:rStyle w:val="VerbatimChar"/>
+        </w:rPr>
+        <w:t xml:space="preserve">            Student-&gt;&gt;Player: Просмотр контента</w:t>
+      </w:r>
+      <w:r>
+        <w:br/>
+      </w:r>
+      <w:r>
+        <w:rPr>
+          <w:rStyle w:val="VerbatimChar"/>
+        </w:rPr>
+        <w:t xml:space="preserve">            Player-&gt;&gt;+Inter: isGateReady()</w:t>
+      </w:r>
+      <w:r>
+        <w:br/>
+      </w:r>
+      <w:r>
+        <w:rPr>
+          <w:rStyle w:val="VerbatimChar"/>
+        </w:rPr>
+        <w:t xml:space="preserve">            alt Интерактивы не решены</w:t>
+      </w:r>
+      <w:r>
+        <w:br/>
+      </w:r>
+      <w:r>
+        <w:rPr>
+          <w:rStyle w:val="VerbatimChar"/>
+        </w:rPr>
+        <w:t xml:space="preserve">                Inter--&gt;&gt;Player: false — кнопка «Далее» заблокирована</w:t>
+      </w:r>
+      <w:r>
+        <w:br/>
+      </w:r>
+      <w:r>
+        <w:rPr>
+          <w:rStyle w:val="VerbatimChar"/>
+        </w:rPr>
+        <w:t xml:space="preserve">                Student-&gt;&gt;Inter: Решить quiz / flip / drag-drop</w:t>
+      </w:r>
+      <w:r>
+        <w:br/>
+      </w:r>
+      <w:r>
+        <w:rPr>
+          <w:rStyle w:val="VerbatimChar"/>
+        </w:rPr>
+        <w:t xml:space="preserve">                Inter--&gt;&gt;-Player: gate ready</w:t>
+      </w:r>
+      <w:r>
+        <w:br/>
+      </w:r>
+      <w:r>
+        <w:rPr>
+          <w:rStyle w:val="VerbatimChar"/>
+        </w:rPr>
+        <w:t xml:space="preserve">            end</w:t>
+      </w:r>
+      <w:r>
+        <w:br/>
+      </w:r>
+      <w:r>
+        <w:rPr>
+          <w:rStyle w:val="VerbatimChar"/>
+        </w:rPr>
+        <w:t xml:space="preserve">            Student-&gt;&gt;Player: Нажать «Далее»</w:t>
+      </w:r>
+      <w:r>
+        <w:br/>
+      </w:r>
+      <w:r>
+        <w:rPr>
+          <w:rStyle w:val="VerbatimChar"/>
+        </w:rPr>
+        <w:t xml:space="preserve">            Player-&gt;&gt;+Bridge: completeSection(section_id, payload)</w:t>
+      </w:r>
+      <w:r>
+        <w:br/>
+      </w:r>
+      <w:r>
+        <w:rPr>
+          <w:rStyle w:val="VerbatimChar"/>
+        </w:rPr>
+        <w:t xml:space="preserve">            Bridge-&gt;&gt;+API: POST .../sections/{id}/complete</w:t>
+      </w:r>
+      <w:r>
+        <w:br/>
+      </w:r>
+      <w:r>
+        <w:rPr>
+          <w:rStyle w:val="VerbatimChar"/>
+        </w:rPr>
+        <w:t xml:space="preserve">            API-&gt;&gt;+DB: INSERT/UPDATE Section_progress</w:t>
+      </w:r>
+      <w:r>
+        <w:br/>
+      </w:r>
+      <w:r>
+        <w:rPr>
+          <w:rStyle w:val="VerbatimChar"/>
+        </w:rPr>
+        <w:t xml:space="preserve">            API-&gt;&gt;DB: _recalculate_assignment_score → User_result</w:t>
+      </w:r>
+      <w:r>
+        <w:br/>
+      </w:r>
+      <w:r>
+        <w:rPr>
+          <w:rStyle w:val="VerbatimChar"/>
+        </w:rPr>
+        <w:t xml:space="preserve">            DB--&gt;&gt;-API: total_score</w:t>
+      </w:r>
+      <w:r>
+        <w:br/>
+      </w:r>
+      <w:r>
+        <w:rPr>
+          <w:rStyle w:val="VerbatimChar"/>
+        </w:rPr>
+        <w:t xml:space="preserve">            API--&gt;&gt;-Bridge: progress, total_score</w:t>
+      </w:r>
+      <w:r>
+        <w:br/>
+      </w:r>
+      <w:r>
+        <w:rPr>
+          <w:rStyle w:val="VerbatimChar"/>
+        </w:rPr>
+        <w:t xml:space="preserve">            Bridge--&gt;&gt;-Player: Обновить UI прогресса</w:t>
+      </w:r>
+      <w:r>
+        <w:br/>
+      </w:r>
+      <w:r>
+        <w:rPr>
+          <w:rStyle w:val="VerbatimChar"/>
+        </w:rPr>
+        <w:t xml:space="preserve">        end</w:t>
+      </w:r>
+      <w:r>
+        <w:br/>
+      </w:r>
+      <w:r>
+        <w:br/>
+      </w:r>
+      <w:r>
+        <w:rPr>
+          <w:rStyle w:val="VerbatimChar"/>
+        </w:rPr>
+        <w:t xml:space="preserve">        alt Завершение курса (экран «Заключение»)</w:t>
+      </w:r>
+      <w:r>
+        <w:br/>
+      </w:r>
+      <w:r>
+        <w:rPr>
+          <w:rStyle w:val="VerbatimChar"/>
+        </w:rPr>
+        <w:t xml:space="preserve">            Student-&gt;&gt;Player: Завершить курс</w:t>
+      </w:r>
+      <w:r>
+        <w:br/>
+      </w:r>
+      <w:r>
+        <w:rPr>
+          <w:rStyle w:val="VerbatimChar"/>
+        </w:rPr>
+        <w:t xml:space="preserve">            Player-&gt;&gt;+Bridge: finishCourse()</w:t>
+      </w:r>
+      <w:r>
+        <w:br/>
+      </w:r>
+      <w:r>
+        <w:rPr>
+          <w:rStyle w:val="VerbatimChar"/>
+        </w:rPr>
+        <w:t xml:space="preserve">            Bridge-&gt;&gt;+API: POST /api/courses/{id}/finish</w:t>
+      </w:r>
+      <w:r>
+        <w:br/>
+      </w:r>
+      <w:r>
+        <w:rPr>
+          <w:rStyle w:val="VerbatimChar"/>
+        </w:rPr>
+        <w:t xml:space="preserve">            API-&gt;&gt;DB: Проверка всех scorable-разделов</w:t>
+      </w:r>
+      <w:r>
+        <w:br/>
+      </w:r>
+      <w:r>
+        <w:rPr>
+          <w:rStyle w:val="VerbatimChar"/>
+        </w:rPr>
+        <w:t xml:space="preserve">            API-&gt;&gt;DB: UPDATE Assignments.status passed/failed</w:t>
+      </w:r>
+      <w:r>
+        <w:br/>
+      </w:r>
+      <w:r>
+        <w:rPr>
+          <w:rStyle w:val="VerbatimChar"/>
+        </w:rPr>
+        <w:t xml:space="preserve">            API-&gt;&gt;DB: Очистка Section_progress</w:t>
+      </w:r>
+      <w:r>
+        <w:br/>
+      </w:r>
+      <w:r>
+        <w:rPr>
+          <w:rStyle w:val="VerbatimChar"/>
+        </w:rPr>
+        <w:t xml:space="preserve">            DB--&gt;&gt;API: итоговый балл</w:t>
+      </w:r>
+      <w:r>
+        <w:br/>
+      </w:r>
+      <w:r>
+        <w:rPr>
+          <w:rStyle w:val="VerbatimChar"/>
+        </w:rPr>
+        <w:t xml:space="preserve">            API--&gt;&gt;-Bridge: {result, assignment_status}</w:t>
+      </w:r>
+      <w:r>
+        <w:br/>
+      </w:r>
+      <w:r>
+        <w:rPr>
+          <w:rStyle w:val="VerbatimChar"/>
+        </w:rPr>
+        <w:t xml:space="preserve">            Bridge--&gt;&gt;-Player: redirect returnUrl</w:t>
+      </w:r>
+      <w:r>
+        <w:br/>
+      </w:r>
+      <w:r>
+        <w:rPr>
+          <w:rStyle w:val="VerbatimChar"/>
+        </w:rPr>
+        <w:t xml:space="preserve">            Player--&gt;&gt;Student: instruction.html</w:t>
+      </w:r>
+      <w:r>
+        <w:br/>
+      </w:r>
+      <w:r>
+        <w:rPr>
+          <w:rStyle w:val="VerbatimChar"/>
+        </w:rPr>
+        <w:t xml:space="preserve">        else Выход без завершения</w:t>
+      </w:r>
+      <w:r>
+        <w:br/>
+      </w:r>
+      <w:r>
+        <w:rPr>
+          <w:rStyle w:val="VerbatimChar"/>
+        </w:rPr>
+        <w:t xml:space="preserve">            Student-&gt;&gt;Player: Закрыть курс → Подтвердить</w:t>
+      </w:r>
+      <w:r>
+        <w:br/>
+      </w:r>
+      <w:r>
+        <w:rPr>
+          <w:rStyle w:val="VerbatimChar"/>
+        </w:rPr>
+        <w:t xml:space="preserve">            Player-&gt;&gt;+Bridge: exitCourse()</w:t>
+      </w:r>
+      <w:r>
+        <w:br/>
+      </w:r>
+      <w:r>
+        <w:rPr>
+          <w:rStyle w:val="VerbatimChar"/>
+        </w:rPr>
+        <w:t xml:space="preserve">            Note over Bridge: Прогресс сохранён в Section_progress</w:t>
+      </w:r>
+      <w:r>
+        <w:br/>
+      </w:r>
+      <w:r>
+        <w:rPr>
+          <w:rStyle w:val="VerbatimChar"/>
+        </w:rPr>
+        <w:t xml:space="preserve">            Bridge--&gt;&gt;-Player: redirect returnUrl</w:t>
+      </w:r>
+      <w:r>
+        <w:br/>
+      </w:r>
+      <w:r>
+        <w:rPr>
+          <w:rStyle w:val="VerbatimChar"/>
+        </w:rPr>
+        <w:t xml:space="preserve">            Player--&gt;&gt;-Student: instruction.html</w:t>
+      </w:r>
+      <w:r>
+        <w:br/>
+      </w:r>
+      <w:r>
+        <w:rPr>
+          <w:rStyle w:val="VerbatimChar"/>
+        </w:rPr>
+        <w:t xml:space="preserve">        end</w:t>
       </w:r>
       <w:r>
         <w:br/>
@@ -726,6 +1029,15 @@
           <w:rStyle w:val="VerbatimChar"/>
         </w:rPr>
         <w:t xml:space="preserve">    end</w:t>
+      </w:r>
+      <w:r>
+        <w:br/>
+      </w:r>
+      <w:r>
+        <w:rPr>
+          <w:rStyle w:val="VerbatimChar"/>
+        </w:rPr>
+        <w:t xml:space="preserve">    deactivate Inst</w:t>
       </w:r>
     </w:p>
     <w:p>
@@ -736,13 +1048,13 @@
       </w:r>
     </w:p>
     <w:bookmarkEnd w:id="10"/>
-    <w:bookmarkStart w:id="11" w:name="X766027a20fd0bc3deba80e8c7b9539d2c3f885e"/>
+    <w:bookmarkStart w:id="11" w:name="рисунок-7.-прохождение-scorm-курса"/>
     <w:p>
       <w:pPr>
         <w:pStyle w:val="Heading2"/>
       </w:pPr>
       <w:r>
-        <w:t xml:space="preserve">Рисунок 7. Диаграмма последовательностей — формирование отчёта</w:t>
+        <w:t xml:space="preserve">Рисунок 7. Прохождение SCORM-курса</w:t>
       </w:r>
     </w:p>
     <w:p>
@@ -762,16 +1074,16 @@
         <w:rPr>
           <w:rStyle w:val="VerbatimChar"/>
         </w:rPr>
-        <w:t xml:space="preserve">    actor Expert as Эксперт</w:t>
-      </w:r>
-      <w:r>
-        <w:br/>
-      </w:r>
-      <w:r>
-        <w:rPr>
-          <w:rStyle w:val="VerbatimChar"/>
-        </w:rPr>
-        <w:t xml:space="preserve">    participant UI as rating.html</w:t>
+        <w:t xml:space="preserve">    actor Student as Обучающийся</w:t>
+      </w:r>
+      <w:r>
+        <w:br/>
+      </w:r>
+      <w:r>
+        <w:rPr>
+          <w:rStyle w:val="VerbatimChar"/>
+        </w:rPr>
+        <w:t xml:space="preserve">    participant Inst as instruction.js</w:t>
       </w:r>
       <w:r>
         <w:br/>
@@ -789,91 +1101,280 @@
         <w:rPr>
           <w:rStyle w:val="VerbatimChar"/>
         </w:rPr>
-        <w:t xml:space="preserve">    participant DB as SQL Server</w:t>
-      </w:r>
-      <w:r>
-        <w:br/>
-      </w:r>
-      <w:r>
-        <w:br/>
-      </w:r>
-      <w:r>
-        <w:rPr>
-          <w:rStyle w:val="VerbatimChar"/>
-        </w:rPr>
-        <w:t xml:space="preserve">    Expert-&gt;&gt;UI: Нажать «Отчёт»</w:t>
-      </w:r>
-      <w:r>
-        <w:br/>
-      </w:r>
-      <w:r>
-        <w:rPr>
-          <w:rStyle w:val="VerbatimChar"/>
-        </w:rPr>
-        <w:t xml:space="preserve">    UI-&gt;&gt;Expert: Модальное окно фильтров</w:t>
-      </w:r>
-      <w:r>
-        <w:br/>
-      </w:r>
-      <w:r>
-        <w:rPr>
-          <w:rStyle w:val="VerbatimChar"/>
-        </w:rPr>
-        <w:t xml:space="preserve">    Expert-&gt;&gt;UI: Подтвердить</w:t>
-      </w:r>
-      <w:r>
-        <w:br/>
-      </w:r>
-      <w:r>
-        <w:rPr>
-          <w:rStyle w:val="VerbatimChar"/>
-        </w:rPr>
-        <w:t xml:space="preserve">    UI-&gt;&gt;API: GET /api/report?user_id&amp;course_id&amp;...</w:t>
-      </w:r>
-      <w:r>
-        <w:br/>
-      </w:r>
-      <w:r>
-        <w:rPr>
-          <w:rStyle w:val="VerbatimChar"/>
-        </w:rPr>
-        <w:t xml:space="preserve">    API-&gt;&gt;DB: SELECT Users, Courses, User_result, Assignments</w:t>
-      </w:r>
-      <w:r>
-        <w:br/>
-      </w:r>
-      <w:r>
-        <w:rPr>
-          <w:rStyle w:val="VerbatimChar"/>
-        </w:rPr>
-        <w:t xml:space="preserve">    DB--&gt;&gt;API: Строки данных</w:t>
-      </w:r>
-      <w:r>
-        <w:br/>
-      </w:r>
-      <w:r>
-        <w:rPr>
-          <w:rStyle w:val="VerbatimChar"/>
-        </w:rPr>
-        <w:t xml:space="preserve">    API-&gt;&gt;API: create_excel_report()</w:t>
-      </w:r>
-      <w:r>
-        <w:br/>
-      </w:r>
-      <w:r>
-        <w:rPr>
-          <w:rStyle w:val="VerbatimChar"/>
-        </w:rPr>
-        <w:t xml:space="preserve">    API--&gt;&gt;UI: course_report.xlsx (binary)</w:t>
-      </w:r>
-      <w:r>
-        <w:br/>
-      </w:r>
-      <w:r>
-        <w:rPr>
-          <w:rStyle w:val="VerbatimChar"/>
-        </w:rPr>
-        <w:t xml:space="preserve">    UI--&gt;&gt;Expert: Скачивание файла</w:t>
+        <w:t xml:space="preserve">    participant Player as scorm/player.html</w:t>
+      </w:r>
+      <w:r>
+        <w:br/>
+      </w:r>
+      <w:r>
+        <w:rPr>
+          <w:rStyle w:val="VerbatimChar"/>
+        </w:rPr>
+        <w:t xml:space="preserve">    participant SCORM as scorm-api-2004.js</w:t>
+      </w:r>
+      <w:r>
+        <w:br/>
+      </w:r>
+      <w:r>
+        <w:rPr>
+          <w:rStyle w:val="VerbatimChar"/>
+        </w:rPr>
+        <w:t xml:space="preserve">    participant FS as scorm_state/*.json</w:t>
+      </w:r>
+      <w:r>
+        <w:br/>
+      </w:r>
+      <w:r>
+        <w:br/>
+      </w:r>
+      <w:r>
+        <w:rPr>
+          <w:rStyle w:val="VerbatimChar"/>
+        </w:rPr>
+        <w:t xml:space="preserve">    Student-&gt;&gt;+Inst: НАЧАТЬ SCORM-курс</w:t>
+      </w:r>
+      <w:r>
+        <w:br/>
+      </w:r>
+      <w:r>
+        <w:rPr>
+          <w:rStyle w:val="VerbatimChar"/>
+        </w:rPr>
+        <w:t xml:space="preserve">    Inst-&gt;&gt;+API: GET /api/courses/{id}?assignment_id=</w:t>
+      </w:r>
+      <w:r>
+        <w:br/>
+      </w:r>
+      <w:r>
+        <w:rPr>
+          <w:rStyle w:val="VerbatimChar"/>
+        </w:rPr>
+        <w:t xml:space="preserve">    API--&gt;&gt;-Inst: launch_url (player.html)</w:t>
+      </w:r>
+      <w:r>
+        <w:br/>
+      </w:r>
+      <w:r>
+        <w:rPr>
+          <w:rStyle w:val="VerbatimChar"/>
+        </w:rPr>
+        <w:t xml:space="preserve">    Inst-&gt;&gt;+Player: Открыть iframe + authToken</w:t>
+      </w:r>
+      <w:r>
+        <w:br/>
+      </w:r>
+      <w:r>
+        <w:br/>
+      </w:r>
+      <w:r>
+        <w:rPr>
+          <w:rStyle w:val="VerbatimChar"/>
+        </w:rPr>
+        <w:t xml:space="preserve">    Player-&gt;&gt;+SCORM: Initialize()</w:t>
+      </w:r>
+      <w:r>
+        <w:br/>
+      </w:r>
+      <w:r>
+        <w:rPr>
+          <w:rStyle w:val="VerbatimChar"/>
+        </w:rPr>
+        <w:t xml:space="preserve">    SCORM-&gt;&gt;+API: GET /api/scorm/{id}/state?assignment_id=</w:t>
+      </w:r>
+      <w:r>
+        <w:br/>
+      </w:r>
+      <w:r>
+        <w:rPr>
+          <w:rStyle w:val="VerbatimChar"/>
+        </w:rPr>
+        <w:t xml:space="preserve">    API-&gt;&gt;+FS: load_scorm_state()</w:t>
+      </w:r>
+      <w:r>
+        <w:br/>
+      </w:r>
+      <w:r>
+        <w:rPr>
+          <w:rStyle w:val="VerbatimChar"/>
+        </w:rPr>
+        <w:t xml:space="preserve">    FS--&gt;&gt;-API: CMI JSON</w:t>
+      </w:r>
+      <w:r>
+        <w:br/>
+      </w:r>
+      <w:r>
+        <w:rPr>
+          <w:rStyle w:val="VerbatimChar"/>
+        </w:rPr>
+        <w:t xml:space="preserve">    API--&gt;&gt;-SCORM: saved state</w:t>
+      </w:r>
+      <w:r>
+        <w:br/>
+      </w:r>
+      <w:r>
+        <w:rPr>
+          <w:rStyle w:val="VerbatimChar"/>
+        </w:rPr>
+        <w:t xml:space="preserve">    SCORM--&gt;&gt;-Player: LMSInitialize = true</w:t>
+      </w:r>
+      <w:r>
+        <w:br/>
+      </w:r>
+      <w:r>
+        <w:br/>
+      </w:r>
+      <w:r>
+        <w:rPr>
+          <w:rStyle w:val="VerbatimChar"/>
+        </w:rPr>
+        <w:t xml:space="preserve">    loop Обучение в SCORM-пакете</w:t>
+      </w:r>
+      <w:r>
+        <w:br/>
+      </w:r>
+      <w:r>
+        <w:rPr>
+          <w:rStyle w:val="VerbatimChar"/>
+        </w:rPr>
+        <w:t xml:space="preserve">        Student-&gt;&gt;Player: Прохождение слайдов / тестов</w:t>
+      </w:r>
+      <w:r>
+        <w:br/>
+      </w:r>
+      <w:r>
+        <w:rPr>
+          <w:rStyle w:val="VerbatimChar"/>
+        </w:rPr>
+        <w:t xml:space="preserve">        Player-&gt;&gt;+SCORM: SetValue(cmi.*)</w:t>
+      </w:r>
+      <w:r>
+        <w:br/>
+      </w:r>
+      <w:r>
+        <w:rPr>
+          <w:rStyle w:val="VerbatimChar"/>
+        </w:rPr>
+        <w:t xml:space="preserve">        SCORM-&gt;&gt;+API: POST /api/scorm/{id}/state</w:t>
+      </w:r>
+      <w:r>
+        <w:br/>
+      </w:r>
+      <w:r>
+        <w:rPr>
+          <w:rStyle w:val="VerbatimChar"/>
+        </w:rPr>
+        <w:t xml:space="preserve">        API-&gt;&gt;FS: save_scorm_state()</w:t>
+      </w:r>
+      <w:r>
+        <w:br/>
+      </w:r>
+      <w:r>
+        <w:rPr>
+          <w:rStyle w:val="VerbatimChar"/>
+        </w:rPr>
+        <w:t xml:space="preserve">        API-&gt;&gt;+API: sync_scorm_progress()</w:t>
+      </w:r>
+      <w:r>
+        <w:br/>
+      </w:r>
+      <w:r>
+        <w:rPr>
+          <w:rStyle w:val="VerbatimChar"/>
+        </w:rPr>
+        <w:t xml:space="preserve">        API-&gt;&gt;DB: UPDATE Section_progress, User_result</w:t>
+      </w:r>
+      <w:r>
+        <w:br/>
+      </w:r>
+      <w:r>
+        <w:rPr>
+          <w:rStyle w:val="VerbatimChar"/>
+        </w:rPr>
+        <w:t xml:space="preserve">        DB--&gt;&gt;API: OK</w:t>
+      </w:r>
+      <w:r>
+        <w:br/>
+      </w:r>
+      <w:r>
+        <w:rPr>
+          <w:rStyle w:val="VerbatimChar"/>
+        </w:rPr>
+        <w:t xml:space="preserve">        API--&gt;&gt;-SCORM: saved</w:t>
+      </w:r>
+      <w:r>
+        <w:br/>
+      </w:r>
+      <w:r>
+        <w:rPr>
+          <w:rStyle w:val="VerbatimChar"/>
+        </w:rPr>
+        <w:t xml:space="preserve">        deactivate SCORM</w:t>
+      </w:r>
+      <w:r>
+        <w:br/>
+      </w:r>
+      <w:r>
+        <w:rPr>
+          <w:rStyle w:val="VerbatimChar"/>
+        </w:rPr>
+        <w:t xml:space="preserve">    end</w:t>
+      </w:r>
+      <w:r>
+        <w:br/>
+      </w:r>
+      <w:r>
+        <w:br/>
+      </w:r>
+      <w:r>
+        <w:rPr>
+          <w:rStyle w:val="VerbatimChar"/>
+        </w:rPr>
+        <w:t xml:space="preserve">    Student-&gt;&gt;Player: Terminate / выход</w:t>
+      </w:r>
+      <w:r>
+        <w:br/>
+      </w:r>
+      <w:r>
+        <w:rPr>
+          <w:rStyle w:val="VerbatimChar"/>
+        </w:rPr>
+        <w:t xml:space="preserve">    Player-&gt;&gt;+SCORM: Terminate()</w:t>
+      </w:r>
+      <w:r>
+        <w:br/>
+      </w:r>
+      <w:r>
+        <w:rPr>
+          <w:rStyle w:val="VerbatimChar"/>
+        </w:rPr>
+        <w:t xml:space="preserve">    SCORM-&gt;&gt;API: POST state (final)</w:t>
+      </w:r>
+      <w:r>
+        <w:br/>
+      </w:r>
+      <w:r>
+        <w:rPr>
+          <w:rStyle w:val="VerbatimChar"/>
+        </w:rPr>
+        <w:t xml:space="preserve">    API--&gt;&gt;-SCORM: OK</w:t>
+      </w:r>
+      <w:r>
+        <w:br/>
+      </w:r>
+      <w:r>
+        <w:rPr>
+          <w:rStyle w:val="VerbatimChar"/>
+        </w:rPr>
+        <w:t xml:space="preserve">    Player--&gt;&gt;-Student: returnUrl → instruction.html</w:t>
+      </w:r>
+      <w:r>
+        <w:br/>
+      </w:r>
+      <w:r>
+        <w:rPr>
+          <w:rStyle w:val="VerbatimChar"/>
+        </w:rPr>
+        <w:t xml:space="preserve">    deactivate Inst</w:t>
       </w:r>
     </w:p>
     <w:p>
@@ -884,25 +1385,1442 @@
       </w:r>
     </w:p>
     <w:bookmarkEnd w:id="11"/>
-    <w:bookmarkStart w:id="12" w:name="описание-участников"/>
+    <w:bookmarkStart w:id="12" w:name="рисунок-8.-назначение-курса-экспертом"/>
     <w:p>
       <w:pPr>
         <w:pStyle w:val="Heading2"/>
       </w:pPr>
       <w:r>
-        <w:t xml:space="preserve">Описание участников</w:t>
+        <w:t xml:space="preserve">Рисунок 8. Назначение курса экспертом</w:t>
+      </w:r>
+    </w:p>
+    <w:p>
+      <w:pPr>
+        <w:pStyle w:val="SourceCode"/>
+      </w:pPr>
+      <w:r>
+        <w:rPr>
+          <w:rStyle w:val="VerbatimChar"/>
+        </w:rPr>
+        <w:t xml:space="preserve">sequenceDiagram</w:t>
+      </w:r>
+      <w:r>
+        <w:br/>
+      </w:r>
+      <w:r>
+        <w:rPr>
+          <w:rStyle w:val="VerbatimChar"/>
+        </w:rPr>
+        <w:t xml:space="preserve">    actor Expert as Эксперт</w:t>
+      </w:r>
+      <w:r>
+        <w:br/>
+      </w:r>
+      <w:r>
+        <w:rPr>
+          <w:rStyle w:val="VerbatimChar"/>
+        </w:rPr>
+        <w:t xml:space="preserve">    participant UI as assignments.html</w:t>
+      </w:r>
+      <w:r>
+        <w:br/>
+      </w:r>
+      <w:r>
+        <w:rPr>
+          <w:rStyle w:val="VerbatimChar"/>
+        </w:rPr>
+        <w:t xml:space="preserve">    participant API as Flask API</w:t>
+      </w:r>
+      <w:r>
+        <w:br/>
+      </w:r>
+      <w:r>
+        <w:rPr>
+          <w:rStyle w:val="VerbatimChar"/>
+        </w:rPr>
+        <w:t xml:space="preserve">    participant DB as SQL Server</w:t>
+      </w:r>
+      <w:r>
+        <w:br/>
+      </w:r>
+      <w:r>
+        <w:rPr>
+          <w:rStyle w:val="VerbatimChar"/>
+        </w:rPr>
+        <w:t xml:space="preserve">    actor Student as Обучающийся</w:t>
+      </w:r>
+      <w:r>
+        <w:br/>
+      </w:r>
+      <w:r>
+        <w:rPr>
+          <w:rStyle w:val="VerbatimChar"/>
+        </w:rPr>
+        <w:t xml:space="preserve">    participant Inst as instruction.js</w:t>
+      </w:r>
+      <w:r>
+        <w:br/>
+      </w:r>
+      <w:r>
+        <w:br/>
+      </w:r>
+      <w:r>
+        <w:rPr>
+          <w:rStyle w:val="VerbatimChar"/>
+        </w:rPr>
+        <w:t xml:space="preserve">    Expert-&gt;&gt;+UI: Назначить курс</w:t>
+      </w:r>
+      <w:r>
+        <w:br/>
+      </w:r>
+      <w:r>
+        <w:rPr>
+          <w:rStyle w:val="VerbatimChar"/>
+        </w:rPr>
+        <w:t xml:space="preserve">    UI-&gt;&gt;API: GET /api/users, GET /api/courses</w:t>
+      </w:r>
+      <w:r>
+        <w:br/>
+      </w:r>
+      <w:r>
+        <w:rPr>
+          <w:rStyle w:val="VerbatimChar"/>
+        </w:rPr>
+        <w:t xml:space="preserve">    API--&gt;&gt;UI: Списки для формы</w:t>
+      </w:r>
+      <w:r>
+        <w:br/>
+      </w:r>
+      <w:r>
+        <w:rPr>
+          <w:rStyle w:val="VerbatimChar"/>
+        </w:rPr>
+        <w:t xml:space="preserve">    Expert-&gt;&gt;UI: Заполнить форму (сотрудник, курс, даты)</w:t>
+      </w:r>
+      <w:r>
+        <w:br/>
+      </w:r>
+      <w:r>
+        <w:br/>
+      </w:r>
+      <w:r>
+        <w:rPr>
+          <w:rStyle w:val="VerbatimChar"/>
+        </w:rPr>
+        <w:t xml:space="preserve">    alt date_from &gt; date_to</w:t>
+      </w:r>
+      <w:r>
+        <w:br/>
+      </w:r>
+      <w:r>
+        <w:rPr>
+          <w:rStyle w:val="VerbatimChar"/>
+        </w:rPr>
+        <w:t xml:space="preserve">        UI--&gt;&gt;Expert: Ошибка валидации на клиенте</w:t>
+      </w:r>
+      <w:r>
+        <w:br/>
+      </w:r>
+      <w:r>
+        <w:rPr>
+          <w:rStyle w:val="VerbatimChar"/>
+        </w:rPr>
+        <w:t xml:space="preserve">    else Форма корректна</w:t>
+      </w:r>
+      <w:r>
+        <w:br/>
+      </w:r>
+      <w:r>
+        <w:rPr>
+          <w:rStyle w:val="VerbatimChar"/>
+        </w:rPr>
+        <w:t xml:space="preserve">        UI-&gt;&gt;+API: POST /api/assignments</w:t>
+      </w:r>
+      <w:r>
+        <w:br/>
+      </w:r>
+      <w:r>
+        <w:rPr>
+          <w:rStyle w:val="VerbatimChar"/>
+        </w:rPr>
+        <w:t xml:space="preserve">        API-&gt;&gt;+DB: get_active_assignment(user, course)</w:t>
+      </w:r>
+      <w:r>
+        <w:br/>
+      </w:r>
+      <w:r>
+        <w:rPr>
+          <w:rStyle w:val="VerbatimChar"/>
+        </w:rPr>
+        <w:t xml:space="preserve">        alt Уже есть active назначение</w:t>
+      </w:r>
+      <w:r>
+        <w:br/>
+      </w:r>
+      <w:r>
+        <w:rPr>
+          <w:rStyle w:val="VerbatimChar"/>
+        </w:rPr>
+        <w:t xml:space="preserve">            DB--&gt;&gt;API: assignment найден</w:t>
+      </w:r>
+      <w:r>
+        <w:br/>
+      </w:r>
+      <w:r>
+        <w:rPr>
+          <w:rStyle w:val="VerbatimChar"/>
+        </w:rPr>
+        <w:t xml:space="preserve">            API--&gt;&gt;UI: 400 «Уже есть активное назначение»</w:t>
+      </w:r>
+      <w:r>
+        <w:br/>
+      </w:r>
+      <w:r>
+        <w:rPr>
+          <w:rStyle w:val="VerbatimChar"/>
+        </w:rPr>
+        <w:t xml:space="preserve">            UI--&gt;&gt;Expert: Сообщение об ошибке</w:t>
+      </w:r>
+      <w:r>
+        <w:br/>
+      </w:r>
+      <w:r>
+        <w:rPr>
+          <w:rStyle w:val="VerbatimChar"/>
+        </w:rPr>
+        <w:t xml:space="preserve">        else Назначение создаётся</w:t>
+      </w:r>
+      <w:r>
+        <w:br/>
+      </w:r>
+      <w:r>
+        <w:rPr>
+          <w:rStyle w:val="VerbatimChar"/>
+        </w:rPr>
+        <w:t xml:space="preserve">            API-&gt;&gt;DB: INSERT Assignments (status=active)</w:t>
+      </w:r>
+      <w:r>
+        <w:br/>
+      </w:r>
+      <w:r>
+        <w:rPr>
+          <w:rStyle w:val="VerbatimChar"/>
+        </w:rPr>
+        <w:t xml:space="preserve">            DB--&gt;&gt;-API: assignment_id</w:t>
+      </w:r>
+      <w:r>
+        <w:br/>
+      </w:r>
+      <w:r>
+        <w:rPr>
+          <w:rStyle w:val="VerbatimChar"/>
+        </w:rPr>
+        <w:t xml:space="preserve">            API--&gt;&gt;-UI: 200 OK</w:t>
+      </w:r>
+      <w:r>
+        <w:br/>
+      </w:r>
+      <w:r>
+        <w:rPr>
+          <w:rStyle w:val="VerbatimChar"/>
+        </w:rPr>
+        <w:t xml:space="preserve">            UI--&gt;&gt;Expert: «Курс успешно назначен»</w:t>
+      </w:r>
+      <w:r>
+        <w:br/>
+      </w:r>
+      <w:r>
+        <w:rPr>
+          <w:rStyle w:val="VerbatimChar"/>
+        </w:rPr>
+        <w:t xml:space="preserve">        end</w:t>
+      </w:r>
+      <w:r>
+        <w:br/>
+      </w:r>
+      <w:r>
+        <w:rPr>
+          <w:rStyle w:val="VerbatimChar"/>
+        </w:rPr>
+        <w:t xml:space="preserve">    end</w:t>
+      </w:r>
+      <w:r>
+        <w:br/>
+      </w:r>
+      <w:r>
+        <w:rPr>
+          <w:rStyle w:val="VerbatimChar"/>
+        </w:rPr>
+        <w:t xml:space="preserve">    deactivate UI</w:t>
+      </w:r>
+      <w:r>
+        <w:br/>
+      </w:r>
+      <w:r>
+        <w:br/>
+      </w:r>
+      <w:r>
+        <w:rPr>
+          <w:rStyle w:val="VerbatimChar"/>
+        </w:rPr>
+        <w:t xml:space="preserve">    Student-&gt;&gt;+Inst: Открыть Моё обучение</w:t>
+      </w:r>
+      <w:r>
+        <w:br/>
+      </w:r>
+      <w:r>
+        <w:rPr>
+          <w:rStyle w:val="VerbatimChar"/>
+        </w:rPr>
+        <w:t xml:space="preserve">    Inst-&gt;&gt;+API: GET /api/my-courses</w:t>
+      </w:r>
+      <w:r>
+        <w:br/>
+      </w:r>
+      <w:r>
+        <w:rPr>
+          <w:rStyle w:val="VerbatimChar"/>
+        </w:rPr>
+        <w:t xml:space="preserve">    API-&gt;&gt;DB: SELECT новое назначение</w:t>
+      </w:r>
+      <w:r>
+        <w:br/>
+      </w:r>
+      <w:r>
+        <w:rPr>
+          <w:rStyle w:val="VerbatimChar"/>
+        </w:rPr>
+        <w:t xml:space="preserve">    DB--&gt;&gt;API: курс в списке</w:t>
+      </w:r>
+      <w:r>
+        <w:br/>
+      </w:r>
+      <w:r>
+        <w:rPr>
+          <w:rStyle w:val="VerbatimChar"/>
+        </w:rPr>
+        <w:t xml:space="preserve">    API--&gt;&gt;-Inst: JSON</w:t>
+      </w:r>
+      <w:r>
+        <w:br/>
+      </w:r>
+      <w:r>
+        <w:rPr>
+          <w:rStyle w:val="VerbatimChar"/>
+        </w:rPr>
+        <w:t xml:space="preserve">    Inst--&gt;&gt;-Student: Кнопка НАЧАТЬ КУРС активна</w:t>
+      </w:r>
+    </w:p>
+    <w:p>
+      <w:r>
+        <w:pict>
+          <v:rect style="width:0;height:1.5pt" o:hralign="center" o:hrstd="t" o:hr="t"/>
+        </w:pict>
+      </w:r>
+    </w:p>
+    <w:bookmarkEnd w:id="12"/>
+    <w:bookmarkStart w:id="13" w:name="рисунок-9.-формирование-excel-отчёта"/>
+    <w:p>
+      <w:pPr>
+        <w:pStyle w:val="Heading2"/>
+      </w:pPr>
+      <w:r>
+        <w:t xml:space="preserve">Рисунок 9. Формирование Excel-отчёта</w:t>
+      </w:r>
+    </w:p>
+    <w:p>
+      <w:pPr>
+        <w:pStyle w:val="SourceCode"/>
+      </w:pPr>
+      <w:r>
+        <w:rPr>
+          <w:rStyle w:val="VerbatimChar"/>
+        </w:rPr>
+        <w:t xml:space="preserve">sequenceDiagram</w:t>
+      </w:r>
+      <w:r>
+        <w:br/>
+      </w:r>
+      <w:r>
+        <w:rPr>
+          <w:rStyle w:val="VerbatimChar"/>
+        </w:rPr>
+        <w:t xml:space="preserve">    actor Expert as Эксперт / Админ</w:t>
+      </w:r>
+      <w:r>
+        <w:br/>
+      </w:r>
+      <w:r>
+        <w:rPr>
+          <w:rStyle w:val="VerbatimChar"/>
+        </w:rPr>
+        <w:t xml:space="preserve">    participant UI as rating.html / rating.js</w:t>
+      </w:r>
+      <w:r>
+        <w:br/>
+      </w:r>
+      <w:r>
+        <w:rPr>
+          <w:rStyle w:val="VerbatimChar"/>
+        </w:rPr>
+        <w:t xml:space="preserve">    participant API as Flask API</w:t>
+      </w:r>
+      <w:r>
+        <w:br/>
+      </w:r>
+      <w:r>
+        <w:rPr>
+          <w:rStyle w:val="VerbatimChar"/>
+        </w:rPr>
+        <w:t xml:space="preserve">    participant DB as SQL Server</w:t>
+      </w:r>
+      <w:r>
+        <w:br/>
+      </w:r>
+      <w:r>
+        <w:rPr>
+          <w:rStyle w:val="VerbatimChar"/>
+        </w:rPr>
+        <w:t xml:space="preserve">    participant XLS as create_excel_report()</w:t>
+      </w:r>
+      <w:r>
+        <w:br/>
+      </w:r>
+      <w:r>
+        <w:br/>
+      </w:r>
+      <w:r>
+        <w:rPr>
+          <w:rStyle w:val="VerbatimChar"/>
+        </w:rPr>
+        <w:t xml:space="preserve">    Expert-&gt;&gt;+UI: Нажать «Отчёт»</w:t>
+      </w:r>
+      <w:r>
+        <w:br/>
+      </w:r>
+      <w:r>
+        <w:rPr>
+          <w:rStyle w:val="VerbatimChar"/>
+        </w:rPr>
+        <w:t xml:space="preserve">    UI--&gt;&gt;Expert: Модальное окно фильтров</w:t>
+      </w:r>
+      <w:r>
+        <w:br/>
+      </w:r>
+      <w:r>
+        <w:rPr>
+          <w:rStyle w:val="VerbatimChar"/>
+        </w:rPr>
+        <w:t xml:space="preserve">    Expert-&gt;&gt;UI: Указать сотрудника / курс / период</w:t>
+      </w:r>
+      <w:r>
+        <w:br/>
+      </w:r>
+      <w:r>
+        <w:rPr>
+          <w:rStyle w:val="VerbatimChar"/>
+        </w:rPr>
+        <w:t xml:space="preserve">    alt Ни один фильтр не задан</w:t>
+      </w:r>
+      <w:r>
+        <w:br/>
+      </w:r>
+      <w:r>
+        <w:rPr>
+          <w:rStyle w:val="VerbatimChar"/>
+        </w:rPr>
+        <w:t xml:space="preserve">        UI--&gt;&gt;Expert: «Задайте хотя бы один параметр»</w:t>
+      </w:r>
+      <w:r>
+        <w:br/>
+      </w:r>
+      <w:r>
+        <w:rPr>
+          <w:rStyle w:val="VerbatimChar"/>
+        </w:rPr>
+        <w:t xml:space="preserve">    else Фильтры заданы</w:t>
+      </w:r>
+      <w:r>
+        <w:br/>
+      </w:r>
+      <w:r>
+        <w:rPr>
+          <w:rStyle w:val="VerbatimChar"/>
+        </w:rPr>
+        <w:t xml:space="preserve">        UI-&gt;&gt;+API: GET /api/report?user_id&amp;course_id&amp;date_from&amp;date_to</w:t>
+      </w:r>
+      <w:r>
+        <w:br/>
+      </w:r>
+      <w:r>
+        <w:rPr>
+          <w:rStyle w:val="VerbatimChar"/>
+        </w:rPr>
+        <w:t xml:space="preserve">        API-&gt;&gt;+DB: get_report_data() — Assignments + joins</w:t>
+      </w:r>
+      <w:r>
+        <w:br/>
+      </w:r>
+      <w:r>
+        <w:rPr>
+          <w:rStyle w:val="VerbatimChar"/>
+        </w:rPr>
+        <w:t xml:space="preserve">        alt Нет данных</w:t>
+      </w:r>
+      <w:r>
+        <w:br/>
+      </w:r>
+      <w:r>
+        <w:rPr>
+          <w:rStyle w:val="VerbatimChar"/>
+        </w:rPr>
+        <w:t xml:space="preserve">            DB--&gt;&gt;API: пусто</w:t>
+      </w:r>
+      <w:r>
+        <w:br/>
+      </w:r>
+      <w:r>
+        <w:rPr>
+          <w:rStyle w:val="VerbatimChar"/>
+        </w:rPr>
+        <w:t xml:space="preserve">            API--&gt;&gt;UI: 404 «Нет данных»</w:t>
+      </w:r>
+      <w:r>
+        <w:br/>
+      </w:r>
+      <w:r>
+        <w:rPr>
+          <w:rStyle w:val="VerbatimChar"/>
+        </w:rPr>
+        <w:t xml:space="preserve">            UI--&gt;&gt;Expert: Сообщение об ошибке</w:t>
+      </w:r>
+      <w:r>
+        <w:br/>
+      </w:r>
+      <w:r>
+        <w:rPr>
+          <w:rStyle w:val="VerbatimChar"/>
+        </w:rPr>
+        <w:t xml:space="preserve">        else Данные найдены</w:t>
+      </w:r>
+      <w:r>
+        <w:br/>
+      </w:r>
+      <w:r>
+        <w:rPr>
+          <w:rStyle w:val="VerbatimChar"/>
+        </w:rPr>
+        <w:t xml:space="preserve">            DB--&gt;&gt;-API: строки отчёта</w:t>
+      </w:r>
+      <w:r>
+        <w:br/>
+      </w:r>
+      <w:r>
+        <w:rPr>
+          <w:rStyle w:val="VerbatimChar"/>
+        </w:rPr>
+        <w:t xml:space="preserve">            API-&gt;&gt;+XLS: create_excel_report(rows)</w:t>
+      </w:r>
+      <w:r>
+        <w:br/>
+      </w:r>
+      <w:r>
+        <w:rPr>
+          <w:rStyle w:val="VerbatimChar"/>
+        </w:rPr>
+        <w:t xml:space="preserve">            XLS--&gt;&gt;-API: BytesIO xlsx</w:t>
+      </w:r>
+      <w:r>
+        <w:br/>
+      </w:r>
+      <w:r>
+        <w:rPr>
+          <w:rStyle w:val="VerbatimChar"/>
+        </w:rPr>
+        <w:t xml:space="preserve">            API--&gt;&gt;-UI: course_report.xlsx (binary)</w:t>
+      </w:r>
+      <w:r>
+        <w:br/>
+      </w:r>
+      <w:r>
+        <w:rPr>
+          <w:rStyle w:val="VerbatimChar"/>
+        </w:rPr>
+        <w:t xml:space="preserve">            UI-&gt;&gt;UI: createObjectURL + download</w:t>
+      </w:r>
+      <w:r>
+        <w:br/>
+      </w:r>
+      <w:r>
+        <w:rPr>
+          <w:rStyle w:val="VerbatimChar"/>
+        </w:rPr>
+        <w:t xml:space="preserve">            UI--&gt;&gt;-Expert: Файл скачан</w:t>
+      </w:r>
+      <w:r>
+        <w:br/>
+      </w:r>
+      <w:r>
+        <w:rPr>
+          <w:rStyle w:val="VerbatimChar"/>
+        </w:rPr>
+        <w:t xml:space="preserve">        end</w:t>
+      </w:r>
+      <w:r>
+        <w:br/>
+      </w:r>
+      <w:r>
+        <w:rPr>
+          <w:rStyle w:val="VerbatimChar"/>
+        </w:rPr>
+        <w:t xml:space="preserve">    end</w:t>
+      </w:r>
+    </w:p>
+    <w:p>
+      <w:r>
+        <w:pict>
+          <v:rect style="width:0;height:1.5pt" o:hralign="center" o:hrstd="t" o:hr="t"/>
+        </w:pict>
+      </w:r>
+    </w:p>
+    <w:bookmarkEnd w:id="13"/>
+    <w:bookmarkStart w:id="14" w:name="X95f16f8bbf3d389570333f50936cc2be35354fb"/>
+    <w:p>
+      <w:pPr>
+        <w:pStyle w:val="Heading2"/>
+      </w:pPr>
+      <w:r>
+        <w:t xml:space="preserve">Рисунок 10. Управление пользователями (администратор)</w:t>
+      </w:r>
+    </w:p>
+    <w:p>
+      <w:pPr>
+        <w:pStyle w:val="SourceCode"/>
+      </w:pPr>
+      <w:r>
+        <w:rPr>
+          <w:rStyle w:val="VerbatimChar"/>
+        </w:rPr>
+        <w:t xml:space="preserve">sequenceDiagram</w:t>
+      </w:r>
+      <w:r>
+        <w:br/>
+      </w:r>
+      <w:r>
+        <w:rPr>
+          <w:rStyle w:val="VerbatimChar"/>
+        </w:rPr>
+        <w:t xml:space="preserve">    actor Admin as Администратор</w:t>
+      </w:r>
+      <w:r>
+        <w:br/>
+      </w:r>
+      <w:r>
+        <w:rPr>
+          <w:rStyle w:val="VerbatimChar"/>
+        </w:rPr>
+        <w:t xml:space="preserve">    participant UI as users.html / users.js</w:t>
+      </w:r>
+      <w:r>
+        <w:br/>
+      </w:r>
+      <w:r>
+        <w:rPr>
+          <w:rStyle w:val="VerbatimChar"/>
+        </w:rPr>
+        <w:t xml:space="preserve">    participant API as Flask API</w:t>
+      </w:r>
+      <w:r>
+        <w:br/>
+      </w:r>
+      <w:r>
+        <w:rPr>
+          <w:rStyle w:val="VerbatimChar"/>
+        </w:rPr>
+        <w:t xml:space="preserve">    participant DB as SQL Server</w:t>
+      </w:r>
+      <w:r>
+        <w:br/>
+      </w:r>
+      <w:r>
+        <w:br/>
+      </w:r>
+      <w:r>
+        <w:rPr>
+          <w:rStyle w:val="VerbatimChar"/>
+        </w:rPr>
+        <w:t xml:space="preserve">    Admin-&gt;&gt;+UI: Открыть Пользователи</w:t>
+      </w:r>
+      <w:r>
+        <w:br/>
+      </w:r>
+      <w:r>
+        <w:rPr>
+          <w:rStyle w:val="VerbatimChar"/>
+        </w:rPr>
+        <w:t xml:space="preserve">    UI-&gt;&gt;+API: GET /api/admin/users</w:t>
+      </w:r>
+      <w:r>
+        <w:br/>
+      </w:r>
+      <w:r>
+        <w:rPr>
+          <w:rStyle w:val="VerbatimChar"/>
+        </w:rPr>
+        <w:t xml:space="preserve">    API-&gt;&gt;DB: SELECT Users + Position + Roles</w:t>
+      </w:r>
+      <w:r>
+        <w:br/>
+      </w:r>
+      <w:r>
+        <w:rPr>
+          <w:rStyle w:val="VerbatimChar"/>
+        </w:rPr>
+        <w:t xml:space="preserve">    DB--&gt;&gt;API: список</w:t>
+      </w:r>
+      <w:r>
+        <w:br/>
+      </w:r>
+      <w:r>
+        <w:rPr>
+          <w:rStyle w:val="VerbatimChar"/>
+        </w:rPr>
+        <w:t xml:space="preserve">    API--&gt;&gt;-UI: JSON</w:t>
+      </w:r>
+      <w:r>
+        <w:br/>
+      </w:r>
+      <w:r>
+        <w:rPr>
+          <w:rStyle w:val="VerbatimChar"/>
+        </w:rPr>
+        <w:t xml:space="preserve">    UI--&gt;&gt;Admin: Таблица сотрудников</w:t>
+      </w:r>
+      <w:r>
+        <w:br/>
+      </w:r>
+      <w:r>
+        <w:br/>
+      </w:r>
+      <w:r>
+        <w:rPr>
+          <w:rStyle w:val="VerbatimChar"/>
+        </w:rPr>
+        <w:t xml:space="preserve">    opt Поиск</w:t>
+      </w:r>
+      <w:r>
+        <w:br/>
+      </w:r>
+      <w:r>
+        <w:rPr>
+          <w:rStyle w:val="VerbatimChar"/>
+        </w:rPr>
+        <w:t xml:space="preserve">        Admin-&gt;&gt;UI: Ввести строку поиска</w:t>
+      </w:r>
+      <w:r>
+        <w:br/>
+      </w:r>
+      <w:r>
+        <w:rPr>
+          <w:rStyle w:val="VerbatimChar"/>
+        </w:rPr>
+        <w:t xml:space="preserve">        UI-&gt;&gt;API: GET /api/admin/users?search=</w:t>
+      </w:r>
+      <w:r>
+        <w:br/>
+      </w:r>
+      <w:r>
+        <w:rPr>
+          <w:rStyle w:val="VerbatimChar"/>
+        </w:rPr>
+        <w:t xml:space="preserve">        API-&gt;&gt;DB: LIKE по ФИО, email</w:t>
+      </w:r>
+      <w:r>
+        <w:br/>
+      </w:r>
+      <w:r>
+        <w:rPr>
+          <w:rStyle w:val="VerbatimChar"/>
+        </w:rPr>
+        <w:t xml:space="preserve">        API--&gt;&gt;UI: отфильтрованный список</w:t>
+      </w:r>
+      <w:r>
+        <w:br/>
+      </w:r>
+      <w:r>
+        <w:rPr>
+          <w:rStyle w:val="VerbatimChar"/>
+        </w:rPr>
+        <w:t xml:space="preserve">    end</w:t>
+      </w:r>
+      <w:r>
+        <w:br/>
+      </w:r>
+      <w:r>
+        <w:br/>
+      </w:r>
+      <w:r>
+        <w:rPr>
+          <w:rStyle w:val="VerbatimChar"/>
+        </w:rPr>
+        <w:t xml:space="preserve">    alt Добавление пользователя</w:t>
+      </w:r>
+      <w:r>
+        <w:br/>
+      </w:r>
+      <w:r>
+        <w:rPr>
+          <w:rStyle w:val="VerbatimChar"/>
+        </w:rPr>
+        <w:t xml:space="preserve">        Admin-&gt;&gt;UI: Сохранить новую запись</w:t>
+      </w:r>
+      <w:r>
+        <w:br/>
+      </w:r>
+      <w:r>
+        <w:rPr>
+          <w:rStyle w:val="VerbatimChar"/>
+        </w:rPr>
+        <w:t xml:space="preserve">        UI-&gt;&gt;+API: POST /api/admin/users</w:t>
+      </w:r>
+      <w:r>
+        <w:br/>
+      </w:r>
+      <w:r>
+        <w:rPr>
+          <w:rStyle w:val="VerbatimChar"/>
+        </w:rPr>
+        <w:t xml:space="preserve">        API-&gt;&gt;DB: INSERT Users, UserRoles</w:t>
+      </w:r>
+      <w:r>
+        <w:br/>
+      </w:r>
+      <w:r>
+        <w:rPr>
+          <w:rStyle w:val="VerbatimChar"/>
+        </w:rPr>
+        <w:t xml:space="preserve">        DB--&gt;&gt;API: user_id</w:t>
+      </w:r>
+      <w:r>
+        <w:br/>
+      </w:r>
+      <w:r>
+        <w:rPr>
+          <w:rStyle w:val="VerbatimChar"/>
+        </w:rPr>
+        <w:t xml:space="preserve">        API--&gt;&gt;-UI: 201 Created</w:t>
+      </w:r>
+      <w:r>
+        <w:br/>
+      </w:r>
+      <w:r>
+        <w:rPr>
+          <w:rStyle w:val="VerbatimChar"/>
+        </w:rPr>
+        <w:t xml:space="preserve">    else Редактирование</w:t>
+      </w:r>
+      <w:r>
+        <w:br/>
+      </w:r>
+      <w:r>
+        <w:rPr>
+          <w:rStyle w:val="VerbatimChar"/>
+        </w:rPr>
+        <w:t xml:space="preserve">        Admin-&gt;&gt;UI: Сохранить изменения</w:t>
+      </w:r>
+      <w:r>
+        <w:br/>
+      </w:r>
+      <w:r>
+        <w:rPr>
+          <w:rStyle w:val="VerbatimChar"/>
+        </w:rPr>
+        <w:t xml:space="preserve">        UI-&gt;&gt;+API: PUT /api/admin/users/{id}</w:t>
+      </w:r>
+      <w:r>
+        <w:br/>
+      </w:r>
+      <w:r>
+        <w:rPr>
+          <w:rStyle w:val="VerbatimChar"/>
+        </w:rPr>
+        <w:t xml:space="preserve">        API-&gt;&gt;DB: UPDATE Users, UserRoles</w:t>
+      </w:r>
+      <w:r>
+        <w:br/>
+      </w:r>
+      <w:r>
+        <w:rPr>
+          <w:rStyle w:val="VerbatimChar"/>
+        </w:rPr>
+        <w:t xml:space="preserve">        API--&gt;&gt;-UI: 200 OK</w:t>
+      </w:r>
+      <w:r>
+        <w:br/>
+      </w:r>
+      <w:r>
+        <w:rPr>
+          <w:rStyle w:val="VerbatimChar"/>
+        </w:rPr>
+        <w:t xml:space="preserve">    else Удаление</w:t>
+      </w:r>
+      <w:r>
+        <w:br/>
+      </w:r>
+      <w:r>
+        <w:rPr>
+          <w:rStyle w:val="VerbatimChar"/>
+        </w:rPr>
+        <w:t xml:space="preserve">        Admin-&gt;&gt;UI: Подтвердить удаление</w:t>
+      </w:r>
+      <w:r>
+        <w:br/>
+      </w:r>
+      <w:r>
+        <w:rPr>
+          <w:rStyle w:val="VerbatimChar"/>
+        </w:rPr>
+        <w:t xml:space="preserve">        UI-&gt;&gt;+API: DELETE /api/admin/users/{id}</w:t>
+      </w:r>
+      <w:r>
+        <w:br/>
+      </w:r>
+      <w:r>
+        <w:rPr>
+          <w:rStyle w:val="VerbatimChar"/>
+        </w:rPr>
+        <w:t xml:space="preserve">        API-&gt;&gt;DB: DELETE (CASCADE)</w:t>
+      </w:r>
+      <w:r>
+        <w:br/>
+      </w:r>
+      <w:r>
+        <w:rPr>
+          <w:rStyle w:val="VerbatimChar"/>
+        </w:rPr>
+        <w:t xml:space="preserve">        API--&gt;&gt;-UI: 200 OK</w:t>
+      </w:r>
+      <w:r>
+        <w:br/>
+      </w:r>
+      <w:r>
+        <w:rPr>
+          <w:rStyle w:val="VerbatimChar"/>
+        </w:rPr>
+        <w:t xml:space="preserve">    end</w:t>
+      </w:r>
+      <w:r>
+        <w:br/>
+      </w:r>
+      <w:r>
+        <w:rPr>
+          <w:rStyle w:val="VerbatimChar"/>
+        </w:rPr>
+        <w:t xml:space="preserve">    deactivate UI</w:t>
+      </w:r>
+    </w:p>
+    <w:p>
+      <w:r>
+        <w:pict>
+          <v:rect style="width:0;height:1.5pt" o:hralign="center" o:hrstd="t" o:hr="t"/>
+        </w:pict>
+      </w:r>
+    </w:p>
+    <w:bookmarkEnd w:id="14"/>
+    <w:bookmarkStart w:id="15" w:name="Xfec9df7580cef1676d375d034262a3f0076fe1a"/>
+    <w:p>
+      <w:pPr>
+        <w:pStyle w:val="Heading2"/>
+      </w:pPr>
+      <w:r>
+        <w:t xml:space="preserve">Рисунок 11. Загрузка курса администратором</w:t>
+      </w:r>
+    </w:p>
+    <w:p>
+      <w:pPr>
+        <w:pStyle w:val="SourceCode"/>
+      </w:pPr>
+      <w:r>
+        <w:rPr>
+          <w:rStyle w:val="VerbatimChar"/>
+        </w:rPr>
+        <w:t xml:space="preserve">sequenceDiagram</w:t>
+      </w:r>
+      <w:r>
+        <w:br/>
+      </w:r>
+      <w:r>
+        <w:rPr>
+          <w:rStyle w:val="VerbatimChar"/>
+        </w:rPr>
+        <w:t xml:space="preserve">    actor Admin as Администратор</w:t>
+      </w:r>
+      <w:r>
+        <w:br/>
+      </w:r>
+      <w:r>
+        <w:rPr>
+          <w:rStyle w:val="VerbatimChar"/>
+        </w:rPr>
+        <w:t xml:space="preserve">    participant UI as admin-courses.js</w:t>
+      </w:r>
+      <w:r>
+        <w:br/>
+      </w:r>
+      <w:r>
+        <w:rPr>
+          <w:rStyle w:val="VerbatimChar"/>
+        </w:rPr>
+        <w:t xml:space="preserve">    participant API as Flask API</w:t>
+      </w:r>
+      <w:r>
+        <w:br/>
+      </w:r>
+      <w:r>
+        <w:rPr>
+          <w:rStyle w:val="VerbatimChar"/>
+        </w:rPr>
+        <w:t xml:space="preserve">    participant Imp as scorm_importer.py</w:t>
+      </w:r>
+      <w:r>
+        <w:br/>
+      </w:r>
+      <w:r>
+        <w:rPr>
+          <w:rStyle w:val="VerbatimChar"/>
+        </w:rPr>
+        <w:t xml:space="preserve">    participant DB as SQL Server</w:t>
+      </w:r>
+      <w:r>
+        <w:br/>
+      </w:r>
+      <w:r>
+        <w:rPr>
+          <w:rStyle w:val="VerbatimChar"/>
+        </w:rPr>
+        <w:t xml:space="preserve">    participant Disk as backend/courses/</w:t>
+      </w:r>
+      <w:r>
+        <w:br/>
+      </w:r>
+      <w:r>
+        <w:br/>
+      </w:r>
+      <w:r>
+        <w:rPr>
+          <w:rStyle w:val="VerbatimChar"/>
+        </w:rPr>
+        <w:t xml:space="preserve">    Admin-&gt;&gt;+UI: Загрузить курс (title, ZIP)</w:t>
+      </w:r>
+      <w:r>
+        <w:br/>
+      </w:r>
+      <w:r>
+        <w:rPr>
+          <w:rStyle w:val="VerbatimChar"/>
+        </w:rPr>
+        <w:t xml:space="preserve">    UI-&gt;&gt;+API: POST /api/admin/courses (multipart)</w:t>
+      </w:r>
+      <w:r>
+        <w:br/>
+      </w:r>
+      <w:r>
+        <w:rPr>
+          <w:rStyle w:val="VerbatimChar"/>
+        </w:rPr>
+        <w:t xml:space="preserve">    API-&gt;&gt;+DB: INSERT Courses</w:t>
+      </w:r>
+      <w:r>
+        <w:br/>
+      </w:r>
+      <w:r>
+        <w:rPr>
+          <w:rStyle w:val="VerbatimChar"/>
+        </w:rPr>
+        <w:t xml:space="preserve">    DB--&gt;&gt;API: course_id</w:t>
+      </w:r>
+      <w:r>
+        <w:br/>
+      </w:r>
+      <w:r>
+        <w:rPr>
+          <w:rStyle w:val="VerbatimChar"/>
+        </w:rPr>
+        <w:t xml:space="preserve">    API-&gt;&gt;+Imp: import_course_archive()</w:t>
+      </w:r>
+      <w:r>
+        <w:br/>
+      </w:r>
+      <w:r>
+        <w:rPr>
+          <w:rStyle w:val="VerbatimChar"/>
+        </w:rPr>
+        <w:t xml:space="preserve">    alt ZIP содержит imsmanifest.xml</w:t>
+      </w:r>
+      <w:r>
+        <w:br/>
+      </w:r>
+      <w:r>
+        <w:rPr>
+          <w:rStyle w:val="VerbatimChar"/>
+        </w:rPr>
+        <w:t xml:space="preserve">        Imp-&gt;&gt;Disk: Распаковка SCORM-пакета</w:t>
+      </w:r>
+      <w:r>
+        <w:br/>
+      </w:r>
+      <w:r>
+        <w:rPr>
+          <w:rStyle w:val="VerbatimChar"/>
+        </w:rPr>
+        <w:t xml:space="preserve">        Imp--&gt;&gt;API: course_type=scorm</w:t>
+      </w:r>
+      <w:r>
+        <w:br/>
+      </w:r>
+      <w:r>
+        <w:rPr>
+          <w:rStyle w:val="VerbatimChar"/>
+        </w:rPr>
+        <w:t xml:space="preserve">    else Нативный пакет</w:t>
+      </w:r>
+      <w:r>
+        <w:br/>
+      </w:r>
+      <w:r>
+        <w:rPr>
+          <w:rStyle w:val="VerbatimChar"/>
+        </w:rPr>
+        <w:t xml:space="preserve">        Imp-&gt;&gt;Disk: Распаковка + course.json</w:t>
+      </w:r>
+      <w:r>
+        <w:br/>
+      </w:r>
+      <w:r>
+        <w:rPr>
+          <w:rStyle w:val="VerbatimChar"/>
+        </w:rPr>
+        <w:t xml:space="preserve">        Imp--&gt;&gt;-API: course_type=native</w:t>
+      </w:r>
+      <w:r>
+        <w:br/>
+      </w:r>
+      <w:r>
+        <w:rPr>
+          <w:rStyle w:val="VerbatimChar"/>
+        </w:rPr>
+        <w:t xml:space="preserve">    end</w:t>
+      </w:r>
+      <w:r>
+        <w:br/>
+      </w:r>
+      <w:r>
+        <w:rPr>
+          <w:rStyle w:val="VerbatimChar"/>
+        </w:rPr>
+        <w:t xml:space="preserve">    API-&gt;&gt;DB: UPDATE Courses.storage</w:t>
+      </w:r>
+      <w:r>
+        <w:br/>
+      </w:r>
+      <w:r>
+        <w:rPr>
+          <w:rStyle w:val="VerbatimChar"/>
+        </w:rPr>
+        <w:t xml:space="preserve">    API--&gt;&gt;-UI: 201 {course_id}</w:t>
+      </w:r>
+      <w:r>
+        <w:br/>
+      </w:r>
+      <w:r>
+        <w:rPr>
+          <w:rStyle w:val="VerbatimChar"/>
+        </w:rPr>
+        <w:t xml:space="preserve">    UI--&gt;&gt;-Admin: Курс в списке</w:t>
+      </w:r>
+    </w:p>
+    <w:p>
+      <w:r>
+        <w:pict>
+          <v:rect style="width:0;height:1.5pt" o:hralign="center" o:hrstd="t" o:hr="t"/>
+        </w:pict>
+      </w:r>
+    </w:p>
+    <w:bookmarkEnd w:id="15"/>
+    <w:bookmarkStart w:id="16" w:name="X8069e2ab81c95bf54f253a5798b9afaf3aab04f"/>
+    <w:p>
+      <w:pPr>
+        <w:pStyle w:val="Heading2"/>
+      </w:pPr>
+      <w:r>
+        <w:t xml:space="preserve">Рисунок 12. Проверка прав доступа к странице</w:t>
+      </w:r>
+    </w:p>
+    <w:p>
+      <w:pPr>
+        <w:pStyle w:val="SourceCode"/>
+      </w:pPr>
+      <w:r>
+        <w:rPr>
+          <w:rStyle w:val="VerbatimChar"/>
+        </w:rPr>
+        <w:t xml:space="preserve">sequenceDiagram</w:t>
+      </w:r>
+      <w:r>
+        <w:br/>
+      </w:r>
+      <w:r>
+        <w:rPr>
+          <w:rStyle w:val="VerbatimChar"/>
+        </w:rPr>
+        <w:t xml:space="preserve">    actor User as Пользователь</w:t>
+      </w:r>
+      <w:r>
+        <w:br/>
+      </w:r>
+      <w:r>
+        <w:rPr>
+          <w:rStyle w:val="VerbatimChar"/>
+        </w:rPr>
+        <w:t xml:space="preserve">    participant Page as Любая *.html</w:t>
+      </w:r>
+      <w:r>
+        <w:br/>
+      </w:r>
+      <w:r>
+        <w:rPr>
+          <w:rStyle w:val="VerbatimChar"/>
+        </w:rPr>
+        <w:t xml:space="preserve">    participant Common as common.js</w:t>
+      </w:r>
+      <w:r>
+        <w:br/>
+      </w:r>
+      <w:r>
+        <w:rPr>
+          <w:rStyle w:val="VerbatimChar"/>
+        </w:rPr>
+        <w:t xml:space="preserve">    participant API as Flask API</w:t>
+      </w:r>
+      <w:r>
+        <w:br/>
+      </w:r>
+      <w:r>
+        <w:br/>
+      </w:r>
+      <w:r>
+        <w:rPr>
+          <w:rStyle w:val="VerbatimChar"/>
+        </w:rPr>
+        <w:t xml:space="preserve">    User-&gt;&gt;+Page: Открыть URL напрямую</w:t>
+      </w:r>
+      <w:r>
+        <w:br/>
+      </w:r>
+      <w:r>
+        <w:rPr>
+          <w:rStyle w:val="VerbatimChar"/>
+        </w:rPr>
+        <w:t xml:space="preserve">    Page-&gt;&gt;+Common: bootstrapAuth()</w:t>
+      </w:r>
+      <w:r>
+        <w:br/>
+      </w:r>
+      <w:r>
+        <w:rPr>
+          <w:rStyle w:val="VerbatimChar"/>
+        </w:rPr>
+        <w:t xml:space="preserve">    Common-&gt;&gt;Common: getAuthToken()</w:t>
+      </w:r>
+      <w:r>
+        <w:br/>
+      </w:r>
+      <w:r>
+        <w:rPr>
+          <w:rStyle w:val="VerbatimChar"/>
+        </w:rPr>
+        <w:t xml:space="preserve">    alt Токен отсутствует</w:t>
+      </w:r>
+      <w:r>
+        <w:br/>
+      </w:r>
+      <w:r>
+        <w:rPr>
+          <w:rStyle w:val="VerbatimChar"/>
+        </w:rPr>
+        <w:t xml:space="preserve">        Common--&gt;&gt;Page: redirect login.html</w:t>
+      </w:r>
+      <w:r>
+        <w:br/>
+      </w:r>
+      <w:r>
+        <w:rPr>
+          <w:rStyle w:val="VerbatimChar"/>
+        </w:rPr>
+        <w:t xml:space="preserve">    else Токен есть</w:t>
+      </w:r>
+      <w:r>
+        <w:br/>
+      </w:r>
+      <w:r>
+        <w:rPr>
+          <w:rStyle w:val="VerbatimChar"/>
+        </w:rPr>
+        <w:t xml:space="preserve">        Common-&gt;&gt;+API: GET /api/auth/me</w:t>
+      </w:r>
+      <w:r>
+        <w:br/>
+      </w:r>
+      <w:r>
+        <w:rPr>
+          <w:rStyle w:val="VerbatimChar"/>
+        </w:rPr>
+        <w:t xml:space="preserve">        alt Токен недействителен</w:t>
+      </w:r>
+      <w:r>
+        <w:br/>
+      </w:r>
+      <w:r>
+        <w:rPr>
+          <w:rStyle w:val="VerbatimChar"/>
+        </w:rPr>
+        <w:t xml:space="preserve">            API--&gt;&gt;Common: 401</w:t>
+      </w:r>
+      <w:r>
+        <w:br/>
+      </w:r>
+      <w:r>
+        <w:rPr>
+          <w:rStyle w:val="VerbatimChar"/>
+        </w:rPr>
+        <w:t xml:space="preserve">            Common--&gt;&gt;Page: clearSession → login.html</w:t>
+      </w:r>
+      <w:r>
+        <w:br/>
+      </w:r>
+      <w:r>
+        <w:rPr>
+          <w:rStyle w:val="VerbatimChar"/>
+        </w:rPr>
+        <w:t xml:space="preserve">        else Токен валиден</w:t>
+      </w:r>
+      <w:r>
+        <w:br/>
+      </w:r>
+      <w:r>
+        <w:rPr>
+          <w:rStyle w:val="VerbatimChar"/>
+        </w:rPr>
+        <w:t xml:space="preserve">            API--&gt;&gt;-Common: role, home_page</w:t>
+      </w:r>
+      <w:r>
+        <w:br/>
+      </w:r>
+      <w:r>
+        <w:rPr>
+          <w:rStyle w:val="VerbatimChar"/>
+        </w:rPr>
+        <w:t xml:space="preserve">            Common-&gt;&gt;Common: PAGE_ACCESS[currentPage]</w:t>
+      </w:r>
+      <w:r>
+        <w:br/>
+      </w:r>
+      <w:r>
+        <w:rPr>
+          <w:rStyle w:val="VerbatimChar"/>
+        </w:rPr>
+        <w:t xml:space="preserve">            alt Роль не разрешена</w:t>
+      </w:r>
+      <w:r>
+        <w:br/>
+      </w:r>
+      <w:r>
+        <w:rPr>
+          <w:rStyle w:val="VerbatimChar"/>
+        </w:rPr>
+        <w:t xml:space="preserve">                Common--&gt;&gt;Page: redirect home_page</w:t>
+      </w:r>
+      <w:r>
+        <w:br/>
+      </w:r>
+      <w:r>
+        <w:rPr>
+          <w:rStyle w:val="VerbatimChar"/>
+        </w:rPr>
+        <w:t xml:space="preserve">            else Доступ разрешён</w:t>
+      </w:r>
+      <w:r>
+        <w:br/>
+      </w:r>
+      <w:r>
+        <w:rPr>
+          <w:rStyle w:val="VerbatimChar"/>
+        </w:rPr>
+        <w:t xml:space="preserve">                Common--&gt;&gt;-Page: initAppHeader(), загрузка данных</w:t>
+      </w:r>
+      <w:r>
+        <w:br/>
+      </w:r>
+      <w:r>
+        <w:rPr>
+          <w:rStyle w:val="VerbatimChar"/>
+        </w:rPr>
+        <w:t xml:space="preserve">                Page--&gt;&gt;-User: Отображение страницы</w:t>
+      </w:r>
+      <w:r>
+        <w:br/>
+      </w:r>
+      <w:r>
+        <w:rPr>
+          <w:rStyle w:val="VerbatimChar"/>
+        </w:rPr>
+        <w:t xml:space="preserve">            end</w:t>
+      </w:r>
+      <w:r>
+        <w:br/>
+      </w:r>
+      <w:r>
+        <w:rPr>
+          <w:rStyle w:val="VerbatimChar"/>
+        </w:rPr>
+        <w:t xml:space="preserve">        end</w:t>
+      </w:r>
+      <w:r>
+        <w:br/>
+      </w:r>
+      <w:r>
+        <w:rPr>
+          <w:rStyle w:val="VerbatimChar"/>
+        </w:rPr>
+        <w:t xml:space="preserve">    end</w:t>
+      </w:r>
+    </w:p>
+    <w:p>
+      <w:r>
+        <w:pict>
+          <v:rect style="width:0;height:1.5pt" o:hralign="center" o:hrstd="t" o:hr="t"/>
+        </w:pict>
+      </w:r>
+    </w:p>
+    <w:bookmarkEnd w:id="16"/>
+    <w:bookmarkStart w:id="17" w:name="участники-легенда"/>
+    <w:p>
+      <w:pPr>
+        <w:pStyle w:val="Heading2"/>
+      </w:pPr>
+      <w:r>
+        <w:t xml:space="preserve">Участники (легенда)</w:t>
       </w:r>
     </w:p>
     <w:tbl>
       <w:tblPr>
         <w:tblStyle w:val="Table"/>
-        <w:tblW w:type="pct" w:w="5000"/>
-        <w:tblLayout w:type="fixed"/>
+        <w:tblW w:type="auto" w:w="0"/>
         <w:tblLook w:firstRow="1" w:lastRow="0" w:firstColumn="0" w:lastColumn="0" w:noHBand="0" w:noVBand="0" w:val="0020"/>
       </w:tblPr>
       <w:tblGrid>
-        <w:gridCol w:w="3600"/>
-        <w:gridCol w:w="4320"/>
+        <w:gridCol w:w="3960"/>
+        <w:gridCol w:w="3960"/>
       </w:tblGrid>
       <w:tr>
         <w:trPr>
@@ -926,7 +2844,7 @@
               <w:pStyle w:val="Compact"/>
             </w:pPr>
             <w:r>
-              <w:t xml:space="preserve">Назначение</w:t>
+              <w:t xml:space="preserve">Реализация</w:t>
             </w:r>
           </w:p>
         </w:tc>
@@ -939,7 +2857,7 @@
               <w:pStyle w:val="Compact"/>
             </w:pPr>
             <w:r>
-              <w:t xml:space="preserve">Обучающийся / Эксперт</w:t>
+              <w:t xml:space="preserve">login.html / auth.js</w:t>
             </w:r>
           </w:p>
         </w:tc>
@@ -950,7 +2868,22 @@
               <w:pStyle w:val="Compact"/>
             </w:pPr>
             <w:r>
-              <w:t xml:space="preserve">Конечный пользователь</w:t>
+              <w:rPr>
+                <w:rStyle w:val="VerbatimChar"/>
+              </w:rPr>
+              <w:t xml:space="preserve">frontend/login.html</w:t>
+            </w:r>
+            <w:r>
+              <w:t xml:space="preserve">,</w:t>
+            </w:r>
+            <w:r>
+              <w:t xml:space="preserve"> </w:t>
+            </w:r>
+            <w:r>
+              <w:rPr>
+                <w:rStyle w:val="VerbatimChar"/>
+              </w:rPr>
+              <w:t xml:space="preserve">auth.js</w:t>
             </w:r>
           </w:p>
         </w:tc>
@@ -963,7 +2896,7 @@
               <w:pStyle w:val="Compact"/>
             </w:pPr>
             <w:r>
-              <w:t xml:space="preserve">Браузер (frontend)</w:t>
+              <w:t xml:space="preserve">instruction.js</w:t>
             </w:r>
           </w:p>
         </w:tc>
@@ -974,7 +2907,10 @@
               <w:pStyle w:val="Compact"/>
             </w:pPr>
             <w:r>
-              <w:t xml:space="preserve">HTML/JS страницы LMS на порту 8000</w:t>
+              <w:rPr>
+                <w:rStyle w:val="VerbatimChar"/>
+              </w:rPr>
+              <w:t xml:space="preserve">frontend/instruction.js</w:t>
             </w:r>
           </w:p>
         </w:tc>
@@ -987,7 +2923,7 @@
               <w:pStyle w:val="Compact"/>
             </w:pPr>
             <w:r>
-              <w:t xml:space="preserve">Курс-плеер</w:t>
+              <w:t xml:space="preserve">assignments.html</w:t>
             </w:r>
           </w:p>
         </w:tc>
@@ -998,7 +2934,10 @@
               <w:pStyle w:val="Compact"/>
             </w:pPr>
             <w:r>
-              <w:t xml:space="preserve">index.html + course-app.js + course-interactions.js</w:t>
+              <w:rPr>
+                <w:rStyle w:val="VerbatimChar"/>
+              </w:rPr>
+              <w:t xml:space="preserve">frontend/assignments.js</w:t>
             </w:r>
           </w:p>
         </w:tc>
@@ -1011,7 +2950,7 @@
               <w:pStyle w:val="Compact"/>
             </w:pPr>
             <w:r>
-              <w:t xml:space="preserve">LMSBridge</w:t>
+              <w:t xml:space="preserve">rating.html</w:t>
             </w:r>
           </w:p>
         </w:tc>
@@ -1022,7 +2961,91 @@
               <w:pStyle w:val="Compact"/>
             </w:pPr>
             <w:r>
-              <w:t xml:space="preserve">Мост между плеером и REST API</w:t>
+              <w:rPr>
+                <w:rStyle w:val="VerbatimChar"/>
+              </w:rPr>
+              <w:t xml:space="preserve">frontend/rating.js</w:t>
+            </w:r>
+          </w:p>
+        </w:tc>
+      </w:tr>
+      <w:tr>
+        <w:tc>
+          <w:tcPr/>
+          <w:p>
+            <w:pPr>
+              <w:pStyle w:val="Compact"/>
+            </w:pPr>
+            <w:r>
+              <w:t xml:space="preserve">users.html</w:t>
+            </w:r>
+          </w:p>
+        </w:tc>
+        <w:tc>
+          <w:tcPr/>
+          <w:p>
+            <w:pPr>
+              <w:pStyle w:val="Compact"/>
+            </w:pPr>
+            <w:r>
+              <w:rPr>
+                <w:rStyle w:val="VerbatimChar"/>
+              </w:rPr>
+              <w:t xml:space="preserve">frontend/users.js</w:t>
+            </w:r>
+          </w:p>
+        </w:tc>
+      </w:tr>
+      <w:tr>
+        <w:tc>
+          <w:tcPr/>
+          <w:p>
+            <w:pPr>
+              <w:pStyle w:val="Compact"/>
+            </w:pPr>
+            <w:r>
+              <w:t xml:space="preserve">course-app.js</w:t>
+            </w:r>
+          </w:p>
+        </w:tc>
+        <w:tc>
+          <w:tcPr/>
+          <w:p>
+            <w:pPr>
+              <w:pStyle w:val="Compact"/>
+            </w:pPr>
+            <w:r>
+              <w:rPr>
+                <w:rStyle w:val="VerbatimChar"/>
+              </w:rPr>
+              <w:t xml:space="preserve">backend/courses/bezopasnost/course-app.js</w:t>
+            </w:r>
+          </w:p>
+        </w:tc>
+      </w:tr>
+      <w:tr>
+        <w:tc>
+          <w:tcPr/>
+          <w:p>
+            <w:pPr>
+              <w:pStyle w:val="Compact"/>
+            </w:pPr>
+            <w:r>
+              <w:t xml:space="preserve">lms-bridge.js</w:t>
+            </w:r>
+          </w:p>
+        </w:tc>
+        <w:tc>
+          <w:tcPr/>
+          <w:p>
+            <w:pPr>
+              <w:pStyle w:val="Compact"/>
+            </w:pPr>
+            <w:r>
+              <w:rPr>
+                <w:rStyle w:val="VerbatimChar"/>
+              </w:rPr>
+              <w:t xml:space="preserve">backend/courses/bezopasnost/lms-bridge.js</w:t>
             </w:r>
           </w:p>
         </w:tc>
@@ -1046,7 +3069,10 @@
               <w:pStyle w:val="Compact"/>
             </w:pPr>
             <w:r>
-              <w:t xml:space="preserve">backend/app.py на порту 5000</w:t>
+              <w:rPr>
+                <w:rStyle w:val="VerbatimChar"/>
+              </w:rPr>
+              <w:t xml:space="preserve">backend/app.py</w:t>
             </w:r>
           </w:p>
         </w:tc>
@@ -1070,7 +3096,10 @@
               <w:pStyle w:val="Compact"/>
             </w:pPr>
             <w:r>
-              <w:t xml:space="preserve">Хранение Users, Assignments, Section_progress, User_result</w:t>
+              <w:rPr>
+                <w:rStyle w:val="VerbatimChar"/>
+              </w:rPr>
+              <w:t xml:space="preserve">LearningPlatformDB</w:t>
             </w:r>
           </w:p>
         </w:tc>
@@ -1083,8 +3112,8 @@
         </w:pict>
       </w:r>
     </w:p>
-    <w:bookmarkEnd w:id="12"/>
-    <w:bookmarkStart w:id="13" w:name="примечание-для-переноса-в-word"/>
+    <w:bookmarkEnd w:id="17"/>
+    <w:bookmarkStart w:id="18" w:name="примечание-для-переноса-в-word"/>
     <w:p>
       <w:pPr>
         <w:pStyle w:val="Heading2"/>
@@ -1098,11 +3127,27 @@
         <w:pStyle w:val="FirstParagraph"/>
       </w:pPr>
       <w:r>
-        <w:t xml:space="preserve">Рекомендуемые подписи: «Рисунок 5. Прохождение курса», «Рисунок 6. Назначение курса», «Рисунок 7. Формирование отчёта».</w:t>
+        <w:t xml:space="preserve">Экспортируйте каждую диаграмму как отдельный рисунок (Рисунки 5–12). В Visio / draw.io при ручной отрисовке обязательно показывайте</w:t>
+      </w:r>
+      <w:r>
+        <w:t xml:space="preserve"> </w:t>
+      </w:r>
+      <w:r>
+        <w:rPr>
+          <w:b/>
+          <w:bCs/>
+        </w:rPr>
+        <w:t xml:space="preserve">активации</w:t>
+      </w:r>
+      <w:r>
+        <w:t xml:space="preserve"> </w:t>
+      </w:r>
+      <w:r>
+        <w:t xml:space="preserve">на линиях жизни (узкие прямоугольники), как в ГОСТ-примере телефонного звонка.</w:t>
       </w:r>
     </w:p>
-    <w:bookmarkEnd w:id="13"/>
-    <w:bookmarkEnd w:id="14"/>
+    <w:bookmarkEnd w:id="18"/>
+    <w:bookmarkEnd w:id="19"/>
     <w:sectPr>
       <w:footnotePr>
         <w:numRestart w:val="eachSect"/>
